--- a/МО 19.10.2026/Приказ_психиатрическое_освидетельствование_Руднево_Машково_2026 (ред. 19.10.2026).docx
+++ b/МО 19.10.2026/Приказ_психиатрическое_освидетельствование_Руднево_Машково_2026 (ред. 19.10.2026).docx
@@ -1423,7 +1423,7 @@
               <w:rPr>
                 <w:rFonts w:ascii="Times New Roman" w:eastAsia="Times New Roman" w:hAnsi="Times New Roman" w:cs="Times New Roman"/>
               </w:rPr>
-              <w:t>п. 1: управление транспортными средствами</w:t>
+              <w:t>п. 1: управление транспортными средствами (п.18.1 приложения к Приказу №29н)</w:t>
             </w:r>
           </w:p>
         </w:tc>
@@ -1519,7 +1519,7 @@
               <w:rPr>
                 <w:rFonts w:ascii="Times New Roman" w:eastAsia="Times New Roman" w:hAnsi="Times New Roman" w:cs="Times New Roman"/>
               </w:rPr>
-              <w:t>п. 1: управление транспортными средствами</w:t>
+              <w:t>п. 1: управление транспортными средствами (п.18.1 приложения к Приказу №29н)</w:t>
             </w:r>
           </w:p>
         </w:tc>
@@ -1615,7 +1615,7 @@
               <w:rPr>
                 <w:rFonts w:ascii="Times New Roman" w:eastAsia="Times New Roman" w:hAnsi="Times New Roman" w:cs="Times New Roman"/>
               </w:rPr>
-              <w:t>п. 1: управление транспортными средствами</w:t>
+              <w:t>п. 1: управление транспортными средствами (п.18.1 приложения к Приказу №29н)</w:t>
             </w:r>
           </w:p>
         </w:tc>
@@ -2884,7 +2884,7 @@
               <w:rPr>
                 <w:rFonts w:ascii="Times New Roman" w:eastAsia="Times New Roman" w:hAnsi="Times New Roman" w:cs="Times New Roman"/>
               </w:rPr>
-              <w:t>п. 1: управление транспортными средствами</w:t>
+              <w:t>п. 1: управление транспортными средствами (п.18.1 приложения к Приказу №29н)</w:t>
             </w:r>
           </w:p>
         </w:tc>
@@ -2980,7 +2980,7 @@
               <w:rPr>
                 <w:rFonts w:ascii="Times New Roman" w:eastAsia="Times New Roman" w:hAnsi="Times New Roman" w:cs="Times New Roman"/>
               </w:rPr>
-              <w:t>п. 1: управление транспортными средствами</w:t>
+              <w:t>п. 1: управление транспортными средствами (п.18.1 приложения к Приказу №29н)</w:t>
             </w:r>
           </w:p>
         </w:tc>
@@ -3076,7 +3076,7 @@
               <w:rPr>
                 <w:rFonts w:ascii="Times New Roman" w:eastAsia="Times New Roman" w:hAnsi="Times New Roman" w:cs="Times New Roman"/>
               </w:rPr>
-              <w:t>п. 1: управление транспортными средствами</w:t>
+              <w:t>п. 1: управление транспортными средствами (п.18.1 приложения к Приказу №29н)</w:t>
             </w:r>
           </w:p>
         </w:tc>
@@ -3172,7 +3172,7 @@
               <w:rPr>
                 <w:rFonts w:ascii="Times New Roman" w:eastAsia="Times New Roman" w:hAnsi="Times New Roman" w:cs="Times New Roman"/>
               </w:rPr>
-              <w:t>п. 1: управление транспортными средствами</w:t>
+              <w:t>п. 1: управление транспортными средствами (п.18.1 приложения к Приказу №29н)</w:t>
             </w:r>
           </w:p>
         </w:tc>
@@ -3268,7 +3268,7 @@
               <w:rPr>
                 <w:rFonts w:ascii="Times New Roman" w:eastAsia="Times New Roman" w:hAnsi="Times New Roman" w:cs="Times New Roman"/>
               </w:rPr>
-              <w:t>п. 1: управление транспортными средствами</w:t>
+              <w:t>п. 1: управление транспортными средствами (п.18.1 приложения к Приказу №29н)</w:t>
             </w:r>
           </w:p>
         </w:tc>
@@ -3892,7 +3892,7 @@
               <w:rPr>
                 <w:rFonts w:ascii="Times New Roman" w:eastAsia="Times New Roman" w:hAnsi="Times New Roman" w:cs="Times New Roman"/>
               </w:rPr>
-              <w:t>Кокорев Анатолий Сергеевич</w:t>
+              <w:t>Озорнов Игорь Валерьевич</w:t>
             </w:r>
           </w:p>
         </w:tc>
@@ -3908,7 +3908,7 @@
               <w:rPr>
                 <w:rFonts w:ascii="Times New Roman" w:eastAsia="Times New Roman" w:hAnsi="Times New Roman" w:cs="Times New Roman"/>
               </w:rPr>
-              <w:t>Мастер участка</w:t>
+              <w:t>Электромонтажник 5 разряда</w:t>
             </w:r>
           </w:p>
         </w:tc>
@@ -3940,7 +3940,7 @@
               <w:rPr>
                 <w:rFonts w:ascii="Times New Roman" w:eastAsia="Times New Roman" w:hAnsi="Times New Roman" w:cs="Times New Roman"/>
               </w:rPr>
-              <w:t>п. 11: руководство работами по монтажу, наладке, ремонту электроустановок</w:t>
+              <w:t>п. 11: монтаж, наладка, техническое обслуживание, ремонт электроустановок</w:t>
             </w:r>
           </w:p>
         </w:tc>
@@ -3988,7 +3988,7 @@
               <w:rPr>
                 <w:rFonts w:ascii="Times New Roman" w:eastAsia="Times New Roman" w:hAnsi="Times New Roman" w:cs="Times New Roman"/>
               </w:rPr>
-              <w:t>Озорнов Игорь Валерьевич</w:t>
+              <w:t>Романов Дмитрий Евгеньевич</w:t>
             </w:r>
           </w:p>
         </w:tc>
@@ -4084,7 +4084,7 @@
               <w:rPr>
                 <w:rFonts w:ascii="Times New Roman" w:eastAsia="Times New Roman" w:hAnsi="Times New Roman" w:cs="Times New Roman"/>
               </w:rPr>
-              <w:t>Романов Дмитрий Евгеньевич</w:t>
+              <w:t>Шабалин Александр Сергеевич</w:t>
             </w:r>
           </w:p>
         </w:tc>
@@ -4180,7 +4180,7 @@
               <w:rPr>
                 <w:rFonts w:ascii="Times New Roman" w:eastAsia="Times New Roman" w:hAnsi="Times New Roman" w:cs="Times New Roman"/>
               </w:rPr>
-              <w:t>Шабалин Александр Сергеевич</w:t>
+              <w:t>Кокорев Анатолий Сергеевич</w:t>
             </w:r>
           </w:p>
         </w:tc>
@@ -4196,7 +4196,7 @@
               <w:rPr>
                 <w:rFonts w:ascii="Times New Roman" w:eastAsia="Times New Roman" w:hAnsi="Times New Roman" w:cs="Times New Roman"/>
               </w:rPr>
-              <w:t>Электромонтажник 5 разряда</w:t>
+              <w:t>Мастер участка</w:t>
             </w:r>
           </w:p>
         </w:tc>
@@ -4228,7 +4228,7 @@
               <w:rPr>
                 <w:rFonts w:ascii="Times New Roman" w:eastAsia="Times New Roman" w:hAnsi="Times New Roman" w:cs="Times New Roman"/>
               </w:rPr>
-              <w:t>п. 11: монтаж, наладка, техническое обслуживание, ремонт электроустановок</w:t>
+              <w:t>п. 11: руководство работами по монтажу, наладке, ремонту электроустановок. Относится также мастер участка РЭО</w:t>
             </w:r>
           </w:p>
         </w:tc>

--- a/МО 19.10.2026/Приказ_психиатрическое_освидетельствование_Руднево_Машково_2026 (ред. 19.10.2026).docx
+++ b/МО 19.10.2026/Приказ_психиатрическое_освидетельствование_Руднево_Машково_2026 (ред. 19.10.2026).docx
@@ -270,7 +270,7 @@
           <w:sz w:val="28"/>
           <w:szCs w:val="28"/>
         </w:rPr>
-        <w:t>1.1. площадка «Руднево»: 28.10.2026, 1 чел. (Приложение № 1);</w:t>
+        <w:t>1.1. площадка «Руднево»: 28.10.2026, 4 чел. (Приложение № 1);</w:t>
       </w:r>
     </w:p>
     <w:p>
@@ -285,7 +285,7 @@
           <w:sz w:val="28"/>
           <w:szCs w:val="28"/>
         </w:rPr>
-        <w:t>1.2. площадка «Машково»: 29.10.2026 и 30.10.2026, 19 чел. (Приложение № 2).</w:t>
+        <w:t>1.2. площадка «Машково»: 29.10.2026 и 30.10.2026, 24 чел. (Приложение № 2).</w:t>
       </w:r>
     </w:p>
     <w:p>
@@ -1974,7 +1974,7 @@
           <w:sz w:val="24"/>
           <w:szCs w:val="24"/>
         </w:rPr>
-        <w:t>Дата проведения: 28.10.2026, одновременно с периодическим медицинским осмотром. Место проведения: территория площадки «Руднево» (передвижные медицинские пункты ООО «ДИАМЕД»). Всего: 1 чел.</w:t>
+        <w:t>Дата проведения: 28.10.2026, одновременно с периодическим медицинским осмотром. Место проведения: территория площадки «Руднево» (передвижные медицинские пункты ООО «ДИАМЕД»). Всего: 4 чел.</w:t>
       </w:r>
     </w:p>
     <w:tbl>
@@ -2135,6 +2135,294 @@
                 <w:rFonts w:ascii="Times New Roman" w:eastAsia="Times New Roman" w:hAnsi="Times New Roman" w:cs="Times New Roman"/>
               </w:rPr>
               <w:t>1</w:t>
+            </w:r>
+          </w:p>
+        </w:tc>
+        <w:tc>
+          <w:tcPr>
+            <w:tcW w:w="3193" w:type="dxa"/>
+          </w:tcPr>
+          <w:p>
+            <w:pPr>
+              <w:spacing w:after="0" w:line="240" w:lineRule="auto"/>
+            </w:pPr>
+            <w:r>
+              <w:rPr>
+                <w:rFonts w:ascii="Times New Roman" w:eastAsia="Times New Roman" w:hAnsi="Times New Roman" w:cs="Times New Roman"/>
+              </w:rPr>
+              <w:t>Гагарин Алексей Владимирович</w:t>
+            </w:r>
+          </w:p>
+        </w:tc>
+        <w:tc>
+          <w:tcPr>
+            <w:tcW w:w="3115" w:type="dxa"/>
+          </w:tcPr>
+          <w:p>
+            <w:pPr>
+              <w:spacing w:after="0" w:line="240" w:lineRule="auto"/>
+            </w:pPr>
+            <w:r>
+              <w:rPr>
+                <w:rFonts w:ascii="Times New Roman" w:eastAsia="Times New Roman" w:hAnsi="Times New Roman" w:cs="Times New Roman"/>
+              </w:rPr>
+              <w:t>Кладовщик-комплектовщик</w:t>
+            </w:r>
+          </w:p>
+        </w:tc>
+        <w:tc>
+          <w:tcPr>
+            <w:tcW w:w="2803" w:type="dxa"/>
+          </w:tcPr>
+          <w:p>
+            <w:pPr>
+              <w:spacing w:after="0" w:line="240" w:lineRule="auto"/>
+            </w:pPr>
+            <w:r>
+              <w:rPr>
+                <w:rFonts w:ascii="Times New Roman" w:eastAsia="Times New Roman" w:hAnsi="Times New Roman" w:cs="Times New Roman"/>
+              </w:rPr>
+              <w:t>Склад</w:t>
+            </w:r>
+          </w:p>
+        </w:tc>
+        <w:tc>
+          <w:tcPr>
+            <w:tcW w:w="2733" w:type="dxa"/>
+          </w:tcPr>
+          <w:p>
+            <w:pPr>
+              <w:spacing w:after="0" w:line="240" w:lineRule="auto"/>
+            </w:pPr>
+            <w:r>
+              <w:rPr>
+                <w:rFonts w:ascii="Times New Roman" w:eastAsia="Times New Roman" w:hAnsi="Times New Roman" w:cs="Times New Roman"/>
+              </w:rPr>
+              <w:t>п. 1: управление транспортными средствами (п.18.1 приложения к Приказу №29н)</w:t>
+            </w:r>
+          </w:p>
+        </w:tc>
+        <w:tc>
+          <w:tcPr>
+            <w:tcW w:w="2025" w:type="dxa"/>
+          </w:tcPr>
+          <w:p>
+            <w:pPr>
+              <w:spacing w:after="0" w:line="240" w:lineRule="auto"/>
+            </w:pPr>
+          </w:p>
+        </w:tc>
+      </w:tr>
+      <w:tr>
+        <w:trPr>
+          <w:cantSplit/>
+        </w:trPr>
+        <w:tc>
+          <w:tcPr>
+            <w:tcW w:w="701" w:type="dxa"/>
+          </w:tcPr>
+          <w:p>
+            <w:pPr>
+              <w:spacing w:after="0" w:line="240" w:lineRule="auto"/>
+              <w:jc w:val="center"/>
+            </w:pPr>
+            <w:r>
+              <w:rPr>
+                <w:rFonts w:ascii="Times New Roman" w:eastAsia="Times New Roman" w:hAnsi="Times New Roman" w:cs="Times New Roman"/>
+              </w:rPr>
+              <w:t>2</w:t>
+            </w:r>
+          </w:p>
+        </w:tc>
+        <w:tc>
+          <w:tcPr>
+            <w:tcW w:w="3193" w:type="dxa"/>
+          </w:tcPr>
+          <w:p>
+            <w:pPr>
+              <w:spacing w:after="0" w:line="240" w:lineRule="auto"/>
+            </w:pPr>
+            <w:r>
+              <w:rPr>
+                <w:rFonts w:ascii="Times New Roman" w:eastAsia="Times New Roman" w:hAnsi="Times New Roman" w:cs="Times New Roman"/>
+              </w:rPr>
+              <w:t>Иванов Дмитрий Сергеевич</w:t>
+            </w:r>
+          </w:p>
+        </w:tc>
+        <w:tc>
+          <w:tcPr>
+            <w:tcW w:w="3115" w:type="dxa"/>
+          </w:tcPr>
+          <w:p>
+            <w:pPr>
+              <w:spacing w:after="0" w:line="240" w:lineRule="auto"/>
+            </w:pPr>
+            <w:r>
+              <w:rPr>
+                <w:rFonts w:ascii="Times New Roman" w:eastAsia="Times New Roman" w:hAnsi="Times New Roman" w:cs="Times New Roman"/>
+              </w:rPr>
+              <w:t>Кладовщик-комплектовщик</w:t>
+            </w:r>
+          </w:p>
+        </w:tc>
+        <w:tc>
+          <w:tcPr>
+            <w:tcW w:w="2803" w:type="dxa"/>
+          </w:tcPr>
+          <w:p>
+            <w:pPr>
+              <w:spacing w:after="0" w:line="240" w:lineRule="auto"/>
+            </w:pPr>
+            <w:r>
+              <w:rPr>
+                <w:rFonts w:ascii="Times New Roman" w:eastAsia="Times New Roman" w:hAnsi="Times New Roman" w:cs="Times New Roman"/>
+              </w:rPr>
+              <w:t>Склад</w:t>
+            </w:r>
+          </w:p>
+        </w:tc>
+        <w:tc>
+          <w:tcPr>
+            <w:tcW w:w="2733" w:type="dxa"/>
+          </w:tcPr>
+          <w:p>
+            <w:pPr>
+              <w:spacing w:after="0" w:line="240" w:lineRule="auto"/>
+            </w:pPr>
+            <w:r>
+              <w:rPr>
+                <w:rFonts w:ascii="Times New Roman" w:eastAsia="Times New Roman" w:hAnsi="Times New Roman" w:cs="Times New Roman"/>
+              </w:rPr>
+              <w:t>п. 1: управление транспортными средствами (п.18.1 приложения к Приказу №29н)</w:t>
+            </w:r>
+          </w:p>
+        </w:tc>
+        <w:tc>
+          <w:tcPr>
+            <w:tcW w:w="2025" w:type="dxa"/>
+          </w:tcPr>
+          <w:p>
+            <w:pPr>
+              <w:spacing w:after="0" w:line="240" w:lineRule="auto"/>
+            </w:pPr>
+          </w:p>
+        </w:tc>
+      </w:tr>
+      <w:tr>
+        <w:trPr>
+          <w:cantSplit/>
+        </w:trPr>
+        <w:tc>
+          <w:tcPr>
+            <w:tcW w:w="701" w:type="dxa"/>
+          </w:tcPr>
+          <w:p>
+            <w:pPr>
+              <w:spacing w:after="0" w:line="240" w:lineRule="auto"/>
+              <w:jc w:val="center"/>
+            </w:pPr>
+            <w:r>
+              <w:rPr>
+                <w:rFonts w:ascii="Times New Roman" w:eastAsia="Times New Roman" w:hAnsi="Times New Roman" w:cs="Times New Roman"/>
+              </w:rPr>
+              <w:t>3</w:t>
+            </w:r>
+          </w:p>
+        </w:tc>
+        <w:tc>
+          <w:tcPr>
+            <w:tcW w:w="3193" w:type="dxa"/>
+          </w:tcPr>
+          <w:p>
+            <w:pPr>
+              <w:spacing w:after="0" w:line="240" w:lineRule="auto"/>
+            </w:pPr>
+            <w:r>
+              <w:rPr>
+                <w:rFonts w:ascii="Times New Roman" w:eastAsia="Times New Roman" w:hAnsi="Times New Roman" w:cs="Times New Roman"/>
+              </w:rPr>
+              <w:t>Поляков Александр Валентинович</w:t>
+            </w:r>
+          </w:p>
+        </w:tc>
+        <w:tc>
+          <w:tcPr>
+            <w:tcW w:w="3115" w:type="dxa"/>
+          </w:tcPr>
+          <w:p>
+            <w:pPr>
+              <w:spacing w:after="0" w:line="240" w:lineRule="auto"/>
+            </w:pPr>
+            <w:r>
+              <w:rPr>
+                <w:rFonts w:ascii="Times New Roman" w:eastAsia="Times New Roman" w:hAnsi="Times New Roman" w:cs="Times New Roman"/>
+              </w:rPr>
+              <w:t>Кладовщик-комплектовщик</w:t>
+            </w:r>
+          </w:p>
+        </w:tc>
+        <w:tc>
+          <w:tcPr>
+            <w:tcW w:w="2803" w:type="dxa"/>
+          </w:tcPr>
+          <w:p>
+            <w:pPr>
+              <w:spacing w:after="0" w:line="240" w:lineRule="auto"/>
+            </w:pPr>
+            <w:r>
+              <w:rPr>
+                <w:rFonts w:ascii="Times New Roman" w:eastAsia="Times New Roman" w:hAnsi="Times New Roman" w:cs="Times New Roman"/>
+              </w:rPr>
+              <w:t>Склад</w:t>
+            </w:r>
+          </w:p>
+        </w:tc>
+        <w:tc>
+          <w:tcPr>
+            <w:tcW w:w="2733" w:type="dxa"/>
+          </w:tcPr>
+          <w:p>
+            <w:pPr>
+              <w:spacing w:after="0" w:line="240" w:lineRule="auto"/>
+            </w:pPr>
+            <w:r>
+              <w:rPr>
+                <w:rFonts w:ascii="Times New Roman" w:eastAsia="Times New Roman" w:hAnsi="Times New Roman" w:cs="Times New Roman"/>
+              </w:rPr>
+              <w:t>п. 1: управление транспортными средствами (п.18.1 приложения к Приказу №29н)</w:t>
+            </w:r>
+          </w:p>
+        </w:tc>
+        <w:tc>
+          <w:tcPr>
+            <w:tcW w:w="2025" w:type="dxa"/>
+          </w:tcPr>
+          <w:p>
+            <w:pPr>
+              <w:spacing w:after="0" w:line="240" w:lineRule="auto"/>
+            </w:pPr>
+          </w:p>
+        </w:tc>
+      </w:tr>
+      <w:tr>
+        <w:trPr>
+          <w:cantSplit/>
+        </w:trPr>
+        <w:tc>
+          <w:tcPr>
+            <w:tcW w:w="701" w:type="dxa"/>
+          </w:tcPr>
+          <w:p>
+            <w:pPr>
+              <w:spacing w:after="0" w:line="240" w:lineRule="auto"/>
+              <w:jc w:val="center"/>
+            </w:pPr>
+            <w:r>
+              <w:rPr>
+                <w:rFonts w:ascii="Times New Roman" w:eastAsia="Times New Roman" w:hAnsi="Times New Roman" w:cs="Times New Roman"/>
+              </w:rPr>
+              <w:t>4</w:t>
             </w:r>
           </w:p>
         </w:tc>
@@ -2283,7 +2571,7 @@
           <w:sz w:val="24"/>
           <w:szCs w:val="24"/>
         </w:rPr>
-        <w:t>Дата проведения: 29.10.2026 и 30.10.2026, одновременно с периодическим медицинским осмотром. Место проведения: территория площадки «Машково» (передвижные медицинские пункты ООО «ДИАМЕД»). Всего: 19 чел.</w:t>
+        <w:t>Дата проведения: 29.10.2026 и 30.10.2026, одновременно с периодическим медицинским осмотром. Место проведения: территория площадки «Машково» (передвижные медицинские пункты ООО «ДИАМЕД»). Всего: 24 чел.</w:t>
       </w:r>
     </w:p>
     <w:tbl>
@@ -3323,7 +3611,7 @@
               <w:rPr>
                 <w:rFonts w:ascii="Times New Roman" w:eastAsia="Times New Roman" w:hAnsi="Times New Roman" w:cs="Times New Roman"/>
               </w:rPr>
-              <w:t>Калинин Дмитрий Александрович</w:t>
+              <w:t>Агалиев Рафаэл Рашидович</w:t>
             </w:r>
           </w:p>
         </w:tc>
@@ -3339,7 +3627,7 @@
               <w:rPr>
                 <w:rFonts w:ascii="Times New Roman" w:eastAsia="Times New Roman" w:hAnsi="Times New Roman" w:cs="Times New Roman"/>
               </w:rPr>
-              <w:t>Главный энергетик</w:t>
+              <w:t>Кладовщик-комплектовщик</w:t>
             </w:r>
           </w:p>
         </w:tc>
@@ -3355,7 +3643,7 @@
               <w:rPr>
                 <w:rFonts w:ascii="Times New Roman" w:eastAsia="Times New Roman" w:hAnsi="Times New Roman" w:cs="Times New Roman"/>
               </w:rPr>
-              <w:t xml:space="preserve">Служба главного инженера </w:t>
+              <w:t>Склад</w:t>
             </w:r>
           </w:p>
         </w:tc>
@@ -3371,7 +3659,7 @@
               <w:rPr>
                 <w:rFonts w:ascii="Times New Roman" w:eastAsia="Times New Roman" w:hAnsi="Times New Roman" w:cs="Times New Roman"/>
               </w:rPr>
-              <w:t>пп. 11, 12: электроустановки и объекты теплоснабжения</w:t>
+              <w:t>п. 1: управление транспортными средствами (п.18.1 приложения к Приказу №29н)</w:t>
             </w:r>
           </w:p>
         </w:tc>
@@ -3419,7 +3707,7 @@
               <w:rPr>
                 <w:rFonts w:ascii="Times New Roman" w:eastAsia="Times New Roman" w:hAnsi="Times New Roman" w:cs="Times New Roman"/>
               </w:rPr>
-              <w:t>Жусев Алексей Анатольевич</w:t>
+              <w:t>Каменев Дмитрий Викторович</w:t>
             </w:r>
           </w:p>
         </w:tc>
@@ -3435,7 +3723,7 @@
               <w:rPr>
                 <w:rFonts w:ascii="Times New Roman" w:eastAsia="Times New Roman" w:hAnsi="Times New Roman" w:cs="Times New Roman"/>
               </w:rPr>
-              <w:t>Инженер-электрик</w:t>
+              <w:t>Кладовщик-комплектовщик</w:t>
             </w:r>
           </w:p>
         </w:tc>
@@ -3451,7 +3739,7 @@
               <w:rPr>
                 <w:rFonts w:ascii="Times New Roman" w:eastAsia="Times New Roman" w:hAnsi="Times New Roman" w:cs="Times New Roman"/>
               </w:rPr>
-              <w:t xml:space="preserve">Служба главного инженера </w:t>
+              <w:t>Склад</w:t>
             </w:r>
           </w:p>
         </w:tc>
@@ -3467,7 +3755,7 @@
               <w:rPr>
                 <w:rFonts w:ascii="Times New Roman" w:eastAsia="Times New Roman" w:hAnsi="Times New Roman" w:cs="Times New Roman"/>
               </w:rPr>
-              <w:t>п. 11: обслуживание электроустановок предприятия</w:t>
+              <w:t>п. 1: управление транспортными средствами (п.18.1 приложения к Приказу №29н)</w:t>
             </w:r>
           </w:p>
         </w:tc>
@@ -3515,7 +3803,7 @@
               <w:rPr>
                 <w:rFonts w:ascii="Times New Roman" w:eastAsia="Times New Roman" w:hAnsi="Times New Roman" w:cs="Times New Roman"/>
               </w:rPr>
-              <w:t>Долженко Александр Сергеевич</w:t>
+              <w:t>Ласкавый Андрей Викторович</w:t>
             </w:r>
           </w:p>
         </w:tc>
@@ -3531,7 +3819,7 @@
               <w:rPr>
                 <w:rFonts w:ascii="Times New Roman" w:eastAsia="Times New Roman" w:hAnsi="Times New Roman" w:cs="Times New Roman"/>
               </w:rPr>
-              <w:t>Электромонтер по ремонту и обслуживанию электрооборудования 4 разряда</w:t>
+              <w:t>Кладовщик-комплектовщик</w:t>
             </w:r>
           </w:p>
         </w:tc>
@@ -3547,7 +3835,7 @@
               <w:rPr>
                 <w:rFonts w:ascii="Times New Roman" w:eastAsia="Times New Roman" w:hAnsi="Times New Roman" w:cs="Times New Roman"/>
               </w:rPr>
-              <w:t xml:space="preserve">Служба главного инженера </w:t>
+              <w:t>Склад</w:t>
             </w:r>
           </w:p>
         </w:tc>
@@ -3563,7 +3851,7 @@
               <w:rPr>
                 <w:rFonts w:ascii="Times New Roman" w:eastAsia="Times New Roman" w:hAnsi="Times New Roman" w:cs="Times New Roman"/>
               </w:rPr>
-              <w:t>п. 11: обслуживание электроустановок предприятия</w:t>
+              <w:t>п. 1: управление транспортными средствами (п.18.1 приложения к Приказу №29н)</w:t>
             </w:r>
           </w:p>
         </w:tc>
@@ -3595,7 +3883,6 @@
               <w:rPr>
                 <w:rFonts w:ascii="Times New Roman" w:eastAsia="Times New Roman" w:hAnsi="Times New Roman" w:cs="Times New Roman"/>
               </w:rPr>
-              <w:lastRenderedPageBreak/>
               <w:t>13</w:t>
             </w:r>
           </w:p>
@@ -3612,7 +3899,7 @@
               <w:rPr>
                 <w:rFonts w:ascii="Times New Roman" w:eastAsia="Times New Roman" w:hAnsi="Times New Roman" w:cs="Times New Roman"/>
               </w:rPr>
-              <w:t>Климов Дмитрий Николаевич</w:t>
+              <w:t>Моряков Константин Викторович</w:t>
             </w:r>
           </w:p>
         </w:tc>
@@ -3628,7 +3915,7 @@
               <w:rPr>
                 <w:rFonts w:ascii="Times New Roman" w:eastAsia="Times New Roman" w:hAnsi="Times New Roman" w:cs="Times New Roman"/>
               </w:rPr>
-              <w:t>Электромонтер по ремонту и обслуживанию электрооборудования 4 разряда</w:t>
+              <w:t>Кладовщик-комплектовщик</w:t>
             </w:r>
           </w:p>
         </w:tc>
@@ -3644,7 +3931,7 @@
               <w:rPr>
                 <w:rFonts w:ascii="Times New Roman" w:eastAsia="Times New Roman" w:hAnsi="Times New Roman" w:cs="Times New Roman"/>
               </w:rPr>
-              <w:t xml:space="preserve">Служба главного инженера </w:t>
+              <w:t>Склад</w:t>
             </w:r>
           </w:p>
         </w:tc>
@@ -3660,7 +3947,7 @@
               <w:rPr>
                 <w:rFonts w:ascii="Times New Roman" w:eastAsia="Times New Roman" w:hAnsi="Times New Roman" w:cs="Times New Roman"/>
               </w:rPr>
-              <w:t>п. 11: обслуживание электроустановок предприятия</w:t>
+              <w:t>п. 1: управление транспортными средствами (п.18.1 приложения к Приказу №29н)</w:t>
             </w:r>
           </w:p>
         </w:tc>
@@ -3708,7 +3995,7 @@
               <w:rPr>
                 <w:rFonts w:ascii="Times New Roman" w:eastAsia="Times New Roman" w:hAnsi="Times New Roman" w:cs="Times New Roman"/>
               </w:rPr>
-              <w:t>Бизюков Сергей Иванович</w:t>
+              <w:t>Хохлов Александр Николаевич</w:t>
             </w:r>
           </w:p>
         </w:tc>
@@ -3724,7 +4011,7 @@
               <w:rPr>
                 <w:rFonts w:ascii="Times New Roman" w:eastAsia="Times New Roman" w:hAnsi="Times New Roman" w:cs="Times New Roman"/>
               </w:rPr>
-              <w:t>Электромонтер по ремонту и обслуживанию электрооборудования 5 разряда</w:t>
+              <w:t>Кладовщик-комплектовщик</w:t>
             </w:r>
           </w:p>
         </w:tc>
@@ -3740,7 +4027,7 @@
               <w:rPr>
                 <w:rFonts w:ascii="Times New Roman" w:eastAsia="Times New Roman" w:hAnsi="Times New Roman" w:cs="Times New Roman"/>
               </w:rPr>
-              <w:t xml:space="preserve">Служба главного инженера </w:t>
+              <w:t>Склад</w:t>
             </w:r>
           </w:p>
         </w:tc>
@@ -3756,7 +4043,7 @@
               <w:rPr>
                 <w:rFonts w:ascii="Times New Roman" w:eastAsia="Times New Roman" w:hAnsi="Times New Roman" w:cs="Times New Roman"/>
               </w:rPr>
-              <w:t>п. 11: обслуживание электроустановок предприятия</w:t>
+              <w:t>п. 1: управление транспортными средствами (п.18.1 приложения к Приказу №29н)</w:t>
             </w:r>
           </w:p>
         </w:tc>
@@ -3804,7 +4091,7 @@
               <w:rPr>
                 <w:rFonts w:ascii="Times New Roman" w:eastAsia="Times New Roman" w:hAnsi="Times New Roman" w:cs="Times New Roman"/>
               </w:rPr>
-              <w:t>Кокорев Анатолий Сергеевич</w:t>
+              <w:t>Калинин Дмитрий Александрович</w:t>
             </w:r>
           </w:p>
         </w:tc>
@@ -3820,7 +4107,7 @@
               <w:rPr>
                 <w:rFonts w:ascii="Times New Roman" w:eastAsia="Times New Roman" w:hAnsi="Times New Roman" w:cs="Times New Roman"/>
               </w:rPr>
-              <w:t>Мастер участка</w:t>
+              <w:t>Главный энергетик</w:t>
             </w:r>
           </w:p>
         </w:tc>
@@ -3836,7 +4123,7 @@
               <w:rPr>
                 <w:rFonts w:ascii="Times New Roman" w:eastAsia="Times New Roman" w:hAnsi="Times New Roman" w:cs="Times New Roman"/>
               </w:rPr>
-              <w:t xml:space="preserve">Участок РЭО </w:t>
+              <w:t xml:space="preserve">Служба главного инженера </w:t>
             </w:r>
           </w:p>
         </w:tc>
@@ -3852,7 +4139,7 @@
               <w:rPr>
                 <w:rFonts w:ascii="Times New Roman" w:eastAsia="Times New Roman" w:hAnsi="Times New Roman" w:cs="Times New Roman"/>
               </w:rPr>
-              <w:t>п. 11: руководство работами по монтажу, наладке, ремонту электроустановок</w:t>
+              <w:t>пп. 11, 12: электроустановки и объекты теплоснабжения</w:t>
             </w:r>
           </w:p>
         </w:tc>
@@ -3900,7 +4187,7 @@
               <w:rPr>
                 <w:rFonts w:ascii="Times New Roman" w:eastAsia="Times New Roman" w:hAnsi="Times New Roman" w:cs="Times New Roman"/>
               </w:rPr>
-              <w:t>Богданов Александр Викторович</w:t>
+              <w:t>Жусев Алексей Анатольевич</w:t>
             </w:r>
           </w:p>
         </w:tc>
@@ -3916,7 +4203,7 @@
               <w:rPr>
                 <w:rFonts w:ascii="Times New Roman" w:eastAsia="Times New Roman" w:hAnsi="Times New Roman" w:cs="Times New Roman"/>
               </w:rPr>
-              <w:t>Электромонтажник 5 разряда</w:t>
+              <w:t>Инженер-электрик</w:t>
             </w:r>
           </w:p>
         </w:tc>
@@ -3932,7 +4219,7 @@
               <w:rPr>
                 <w:rFonts w:ascii="Times New Roman" w:eastAsia="Times New Roman" w:hAnsi="Times New Roman" w:cs="Times New Roman"/>
               </w:rPr>
-              <w:t xml:space="preserve">Участок РЭО </w:t>
+              <w:t xml:space="preserve">Служба главного инженера </w:t>
             </w:r>
           </w:p>
         </w:tc>
@@ -3948,7 +4235,7 @@
               <w:rPr>
                 <w:rFonts w:ascii="Times New Roman" w:eastAsia="Times New Roman" w:hAnsi="Times New Roman" w:cs="Times New Roman"/>
               </w:rPr>
-              <w:t>п. 11: монтаж, наладка, техническое обслуживание, ремонт электроустановок</w:t>
+              <w:t>п. 11: обслуживание электроустановок предприятия</w:t>
             </w:r>
           </w:p>
         </w:tc>
@@ -3996,7 +4283,7 @@
               <w:rPr>
                 <w:rFonts w:ascii="Times New Roman" w:eastAsia="Times New Roman" w:hAnsi="Times New Roman" w:cs="Times New Roman"/>
               </w:rPr>
-              <w:t>Озорнов Игорь Валерьевич</w:t>
+              <w:t>Долженко Александр Сергеевич</w:t>
             </w:r>
           </w:p>
         </w:tc>
@@ -4012,7 +4299,7 @@
               <w:rPr>
                 <w:rFonts w:ascii="Times New Roman" w:eastAsia="Times New Roman" w:hAnsi="Times New Roman" w:cs="Times New Roman"/>
               </w:rPr>
-              <w:t>Электромонтажник 5 разряда</w:t>
+              <w:t>Электромонтер по ремонту и обслуживанию электрооборудования 4 разряда</w:t>
             </w:r>
           </w:p>
         </w:tc>
@@ -4028,7 +4315,7 @@
               <w:rPr>
                 <w:rFonts w:ascii="Times New Roman" w:eastAsia="Times New Roman" w:hAnsi="Times New Roman" w:cs="Times New Roman"/>
               </w:rPr>
-              <w:t xml:space="preserve">Участок РЭО </w:t>
+              <w:t xml:space="preserve">Служба главного инженера </w:t>
             </w:r>
           </w:p>
         </w:tc>
@@ -4044,7 +4331,7 @@
               <w:rPr>
                 <w:rFonts w:ascii="Times New Roman" w:eastAsia="Times New Roman" w:hAnsi="Times New Roman" w:cs="Times New Roman"/>
               </w:rPr>
-              <w:t>п. 11: монтаж, наладка, техническое обслуживание, ремонт электроустановок</w:t>
+              <w:t>п. 11: обслуживание электроустановок предприятия</w:t>
             </w:r>
           </w:p>
         </w:tc>
@@ -4076,6 +4363,7 @@
               <w:rPr>
                 <w:rFonts w:ascii="Times New Roman" w:eastAsia="Times New Roman" w:hAnsi="Times New Roman" w:cs="Times New Roman"/>
               </w:rPr>
+              <w:lastRenderedPageBreak/>
               <w:t>18</w:t>
             </w:r>
           </w:p>
@@ -4092,7 +4380,7 @@
               <w:rPr>
                 <w:rFonts w:ascii="Times New Roman" w:eastAsia="Times New Roman" w:hAnsi="Times New Roman" w:cs="Times New Roman"/>
               </w:rPr>
-              <w:t>Романов Дмитрий Евгеньевич</w:t>
+              <w:t>Климов Дмитрий Николаевич</w:t>
             </w:r>
           </w:p>
         </w:tc>
@@ -4108,7 +4396,7 @@
               <w:rPr>
                 <w:rFonts w:ascii="Times New Roman" w:eastAsia="Times New Roman" w:hAnsi="Times New Roman" w:cs="Times New Roman"/>
               </w:rPr>
-              <w:t>Электромонтажник 5 разряда</w:t>
+              <w:t>Электромонтер по ремонту и обслуживанию электрооборудования 4 разряда</w:t>
             </w:r>
           </w:p>
         </w:tc>
@@ -4124,7 +4412,7 @@
               <w:rPr>
                 <w:rFonts w:ascii="Times New Roman" w:eastAsia="Times New Roman" w:hAnsi="Times New Roman" w:cs="Times New Roman"/>
               </w:rPr>
-              <w:t xml:space="preserve">Участок РЭО </w:t>
+              <w:t xml:space="preserve">Служба главного инженера </w:t>
             </w:r>
           </w:p>
         </w:tc>
@@ -4140,7 +4428,7 @@
               <w:rPr>
                 <w:rFonts w:ascii="Times New Roman" w:eastAsia="Times New Roman" w:hAnsi="Times New Roman" w:cs="Times New Roman"/>
               </w:rPr>
-              <w:t>п. 11: монтаж, наладка, техническое обслуживание, ремонт электроустановок</w:t>
+              <w:t>п. 11: обслуживание электроустановок предприятия</w:t>
             </w:r>
           </w:p>
         </w:tc>
@@ -4173,6 +4461,486 @@
                 <w:rFonts w:ascii="Times New Roman" w:eastAsia="Times New Roman" w:hAnsi="Times New Roman" w:cs="Times New Roman"/>
               </w:rPr>
               <w:t>19</w:t>
+            </w:r>
+          </w:p>
+        </w:tc>
+        <w:tc>
+          <w:tcPr>
+            <w:tcW w:w="3193" w:type="dxa"/>
+          </w:tcPr>
+          <w:p>
+            <w:pPr>
+              <w:spacing w:after="0" w:line="240" w:lineRule="auto"/>
+            </w:pPr>
+            <w:r>
+              <w:rPr>
+                <w:rFonts w:ascii="Times New Roman" w:eastAsia="Times New Roman" w:hAnsi="Times New Roman" w:cs="Times New Roman"/>
+              </w:rPr>
+              <w:t>Бизюков Сергей Иванович</w:t>
+            </w:r>
+          </w:p>
+        </w:tc>
+        <w:tc>
+          <w:tcPr>
+            <w:tcW w:w="3115" w:type="dxa"/>
+          </w:tcPr>
+          <w:p>
+            <w:pPr>
+              <w:spacing w:after="0" w:line="240" w:lineRule="auto"/>
+            </w:pPr>
+            <w:r>
+              <w:rPr>
+                <w:rFonts w:ascii="Times New Roman" w:eastAsia="Times New Roman" w:hAnsi="Times New Roman" w:cs="Times New Roman"/>
+              </w:rPr>
+              <w:t>Электромонтер по ремонту и обслуживанию электрооборудования 5 разряда</w:t>
+            </w:r>
+          </w:p>
+        </w:tc>
+        <w:tc>
+          <w:tcPr>
+            <w:tcW w:w="2803" w:type="dxa"/>
+          </w:tcPr>
+          <w:p>
+            <w:pPr>
+              <w:spacing w:after="0" w:line="240" w:lineRule="auto"/>
+            </w:pPr>
+            <w:r>
+              <w:rPr>
+                <w:rFonts w:ascii="Times New Roman" w:eastAsia="Times New Roman" w:hAnsi="Times New Roman" w:cs="Times New Roman"/>
+              </w:rPr>
+              <w:t xml:space="preserve">Служба главного инженера </w:t>
+            </w:r>
+          </w:p>
+        </w:tc>
+        <w:tc>
+          <w:tcPr>
+            <w:tcW w:w="2733" w:type="dxa"/>
+          </w:tcPr>
+          <w:p>
+            <w:pPr>
+              <w:spacing w:after="0" w:line="240" w:lineRule="auto"/>
+            </w:pPr>
+            <w:r>
+              <w:rPr>
+                <w:rFonts w:ascii="Times New Roman" w:eastAsia="Times New Roman" w:hAnsi="Times New Roman" w:cs="Times New Roman"/>
+              </w:rPr>
+              <w:t>п. 11: обслуживание электроустановок предприятия</w:t>
+            </w:r>
+          </w:p>
+        </w:tc>
+        <w:tc>
+          <w:tcPr>
+            <w:tcW w:w="2025" w:type="dxa"/>
+          </w:tcPr>
+          <w:p>
+            <w:pPr>
+              <w:spacing w:after="0" w:line="240" w:lineRule="auto"/>
+            </w:pPr>
+          </w:p>
+        </w:tc>
+      </w:tr>
+      <w:tr>
+        <w:trPr>
+          <w:cantSplit/>
+        </w:trPr>
+        <w:tc>
+          <w:tcPr>
+            <w:tcW w:w="701" w:type="dxa"/>
+          </w:tcPr>
+          <w:p>
+            <w:pPr>
+              <w:spacing w:after="0" w:line="240" w:lineRule="auto"/>
+              <w:jc w:val="center"/>
+            </w:pPr>
+            <w:r>
+              <w:rPr>
+                <w:rFonts w:ascii="Times New Roman" w:eastAsia="Times New Roman" w:hAnsi="Times New Roman" w:cs="Times New Roman"/>
+              </w:rPr>
+              <w:t>20</w:t>
+            </w:r>
+          </w:p>
+        </w:tc>
+        <w:tc>
+          <w:tcPr>
+            <w:tcW w:w="3193" w:type="dxa"/>
+          </w:tcPr>
+          <w:p>
+            <w:pPr>
+              <w:spacing w:after="0" w:line="240" w:lineRule="auto"/>
+            </w:pPr>
+            <w:r>
+              <w:rPr>
+                <w:rFonts w:ascii="Times New Roman" w:eastAsia="Times New Roman" w:hAnsi="Times New Roman" w:cs="Times New Roman"/>
+              </w:rPr>
+              <w:t>Кокорев Анатолий Сергеевич</w:t>
+            </w:r>
+          </w:p>
+        </w:tc>
+        <w:tc>
+          <w:tcPr>
+            <w:tcW w:w="3115" w:type="dxa"/>
+          </w:tcPr>
+          <w:p>
+            <w:pPr>
+              <w:spacing w:after="0" w:line="240" w:lineRule="auto"/>
+            </w:pPr>
+            <w:r>
+              <w:rPr>
+                <w:rFonts w:ascii="Times New Roman" w:eastAsia="Times New Roman" w:hAnsi="Times New Roman" w:cs="Times New Roman"/>
+              </w:rPr>
+              <w:t>Мастер участка</w:t>
+            </w:r>
+          </w:p>
+        </w:tc>
+        <w:tc>
+          <w:tcPr>
+            <w:tcW w:w="2803" w:type="dxa"/>
+          </w:tcPr>
+          <w:p>
+            <w:pPr>
+              <w:spacing w:after="0" w:line="240" w:lineRule="auto"/>
+            </w:pPr>
+            <w:r>
+              <w:rPr>
+                <w:rFonts w:ascii="Times New Roman" w:eastAsia="Times New Roman" w:hAnsi="Times New Roman" w:cs="Times New Roman"/>
+              </w:rPr>
+              <w:t xml:space="preserve">Участок РЭО </w:t>
+            </w:r>
+          </w:p>
+        </w:tc>
+        <w:tc>
+          <w:tcPr>
+            <w:tcW w:w="2733" w:type="dxa"/>
+          </w:tcPr>
+          <w:p>
+            <w:pPr>
+              <w:spacing w:after="0" w:line="240" w:lineRule="auto"/>
+            </w:pPr>
+            <w:r>
+              <w:rPr>
+                <w:rFonts w:ascii="Times New Roman" w:eastAsia="Times New Roman" w:hAnsi="Times New Roman" w:cs="Times New Roman"/>
+              </w:rPr>
+              <w:t>п. 11: руководство работами по монтажу, наладке, ремонту электроустановок</w:t>
+            </w:r>
+          </w:p>
+        </w:tc>
+        <w:tc>
+          <w:tcPr>
+            <w:tcW w:w="2025" w:type="dxa"/>
+          </w:tcPr>
+          <w:p>
+            <w:pPr>
+              <w:spacing w:after="0" w:line="240" w:lineRule="auto"/>
+            </w:pPr>
+          </w:p>
+        </w:tc>
+      </w:tr>
+      <w:tr>
+        <w:trPr>
+          <w:cantSplit/>
+        </w:trPr>
+        <w:tc>
+          <w:tcPr>
+            <w:tcW w:w="701" w:type="dxa"/>
+          </w:tcPr>
+          <w:p>
+            <w:pPr>
+              <w:spacing w:after="0" w:line="240" w:lineRule="auto"/>
+              <w:jc w:val="center"/>
+            </w:pPr>
+            <w:r>
+              <w:rPr>
+                <w:rFonts w:ascii="Times New Roman" w:eastAsia="Times New Roman" w:hAnsi="Times New Roman" w:cs="Times New Roman"/>
+              </w:rPr>
+              <w:t>21</w:t>
+            </w:r>
+          </w:p>
+        </w:tc>
+        <w:tc>
+          <w:tcPr>
+            <w:tcW w:w="3193" w:type="dxa"/>
+          </w:tcPr>
+          <w:p>
+            <w:pPr>
+              <w:spacing w:after="0" w:line="240" w:lineRule="auto"/>
+            </w:pPr>
+            <w:r>
+              <w:rPr>
+                <w:rFonts w:ascii="Times New Roman" w:eastAsia="Times New Roman" w:hAnsi="Times New Roman" w:cs="Times New Roman"/>
+              </w:rPr>
+              <w:t>Богданов Александр Викторович</w:t>
+            </w:r>
+          </w:p>
+        </w:tc>
+        <w:tc>
+          <w:tcPr>
+            <w:tcW w:w="3115" w:type="dxa"/>
+          </w:tcPr>
+          <w:p>
+            <w:pPr>
+              <w:spacing w:after="0" w:line="240" w:lineRule="auto"/>
+            </w:pPr>
+            <w:r>
+              <w:rPr>
+                <w:rFonts w:ascii="Times New Roman" w:eastAsia="Times New Roman" w:hAnsi="Times New Roman" w:cs="Times New Roman"/>
+              </w:rPr>
+              <w:t>Электромонтажник 5 разряда</w:t>
+            </w:r>
+          </w:p>
+        </w:tc>
+        <w:tc>
+          <w:tcPr>
+            <w:tcW w:w="2803" w:type="dxa"/>
+          </w:tcPr>
+          <w:p>
+            <w:pPr>
+              <w:spacing w:after="0" w:line="240" w:lineRule="auto"/>
+            </w:pPr>
+            <w:r>
+              <w:rPr>
+                <w:rFonts w:ascii="Times New Roman" w:eastAsia="Times New Roman" w:hAnsi="Times New Roman" w:cs="Times New Roman"/>
+              </w:rPr>
+              <w:t xml:space="preserve">Участок РЭО </w:t>
+            </w:r>
+          </w:p>
+        </w:tc>
+        <w:tc>
+          <w:tcPr>
+            <w:tcW w:w="2733" w:type="dxa"/>
+          </w:tcPr>
+          <w:p>
+            <w:pPr>
+              <w:spacing w:after="0" w:line="240" w:lineRule="auto"/>
+            </w:pPr>
+            <w:r>
+              <w:rPr>
+                <w:rFonts w:ascii="Times New Roman" w:eastAsia="Times New Roman" w:hAnsi="Times New Roman" w:cs="Times New Roman"/>
+              </w:rPr>
+              <w:t>п. 11: монтаж, наладка, техническое обслуживание, ремонт электроустановок</w:t>
+            </w:r>
+          </w:p>
+        </w:tc>
+        <w:tc>
+          <w:tcPr>
+            <w:tcW w:w="2025" w:type="dxa"/>
+          </w:tcPr>
+          <w:p>
+            <w:pPr>
+              <w:spacing w:after="0" w:line="240" w:lineRule="auto"/>
+            </w:pPr>
+          </w:p>
+        </w:tc>
+      </w:tr>
+      <w:tr>
+        <w:trPr>
+          <w:cantSplit/>
+        </w:trPr>
+        <w:tc>
+          <w:tcPr>
+            <w:tcW w:w="701" w:type="dxa"/>
+          </w:tcPr>
+          <w:p>
+            <w:pPr>
+              <w:spacing w:after="0" w:line="240" w:lineRule="auto"/>
+              <w:jc w:val="center"/>
+            </w:pPr>
+            <w:r>
+              <w:rPr>
+                <w:rFonts w:ascii="Times New Roman" w:eastAsia="Times New Roman" w:hAnsi="Times New Roman" w:cs="Times New Roman"/>
+              </w:rPr>
+              <w:t>22</w:t>
+            </w:r>
+          </w:p>
+        </w:tc>
+        <w:tc>
+          <w:tcPr>
+            <w:tcW w:w="3193" w:type="dxa"/>
+          </w:tcPr>
+          <w:p>
+            <w:pPr>
+              <w:spacing w:after="0" w:line="240" w:lineRule="auto"/>
+            </w:pPr>
+            <w:r>
+              <w:rPr>
+                <w:rFonts w:ascii="Times New Roman" w:eastAsia="Times New Roman" w:hAnsi="Times New Roman" w:cs="Times New Roman"/>
+              </w:rPr>
+              <w:t>Озорнов Игорь Валерьевич</w:t>
+            </w:r>
+          </w:p>
+        </w:tc>
+        <w:tc>
+          <w:tcPr>
+            <w:tcW w:w="3115" w:type="dxa"/>
+          </w:tcPr>
+          <w:p>
+            <w:pPr>
+              <w:spacing w:after="0" w:line="240" w:lineRule="auto"/>
+            </w:pPr>
+            <w:r>
+              <w:rPr>
+                <w:rFonts w:ascii="Times New Roman" w:eastAsia="Times New Roman" w:hAnsi="Times New Roman" w:cs="Times New Roman"/>
+              </w:rPr>
+              <w:t>Электромонтажник 5 разряда</w:t>
+            </w:r>
+          </w:p>
+        </w:tc>
+        <w:tc>
+          <w:tcPr>
+            <w:tcW w:w="2803" w:type="dxa"/>
+          </w:tcPr>
+          <w:p>
+            <w:pPr>
+              <w:spacing w:after="0" w:line="240" w:lineRule="auto"/>
+            </w:pPr>
+            <w:r>
+              <w:rPr>
+                <w:rFonts w:ascii="Times New Roman" w:eastAsia="Times New Roman" w:hAnsi="Times New Roman" w:cs="Times New Roman"/>
+              </w:rPr>
+              <w:t xml:space="preserve">Участок РЭО </w:t>
+            </w:r>
+          </w:p>
+        </w:tc>
+        <w:tc>
+          <w:tcPr>
+            <w:tcW w:w="2733" w:type="dxa"/>
+          </w:tcPr>
+          <w:p>
+            <w:pPr>
+              <w:spacing w:after="0" w:line="240" w:lineRule="auto"/>
+            </w:pPr>
+            <w:r>
+              <w:rPr>
+                <w:rFonts w:ascii="Times New Roman" w:eastAsia="Times New Roman" w:hAnsi="Times New Roman" w:cs="Times New Roman"/>
+              </w:rPr>
+              <w:t>п. 11: монтаж, наладка, техническое обслуживание, ремонт электроустановок</w:t>
+            </w:r>
+          </w:p>
+        </w:tc>
+        <w:tc>
+          <w:tcPr>
+            <w:tcW w:w="2025" w:type="dxa"/>
+          </w:tcPr>
+          <w:p>
+            <w:pPr>
+              <w:spacing w:after="0" w:line="240" w:lineRule="auto"/>
+            </w:pPr>
+          </w:p>
+        </w:tc>
+      </w:tr>
+      <w:tr>
+        <w:trPr>
+          <w:cantSplit/>
+        </w:trPr>
+        <w:tc>
+          <w:tcPr>
+            <w:tcW w:w="701" w:type="dxa"/>
+          </w:tcPr>
+          <w:p>
+            <w:pPr>
+              <w:spacing w:after="0" w:line="240" w:lineRule="auto"/>
+              <w:jc w:val="center"/>
+            </w:pPr>
+            <w:r>
+              <w:rPr>
+                <w:rFonts w:ascii="Times New Roman" w:eastAsia="Times New Roman" w:hAnsi="Times New Roman" w:cs="Times New Roman"/>
+              </w:rPr>
+              <w:t>23</w:t>
+            </w:r>
+          </w:p>
+        </w:tc>
+        <w:tc>
+          <w:tcPr>
+            <w:tcW w:w="3193" w:type="dxa"/>
+          </w:tcPr>
+          <w:p>
+            <w:pPr>
+              <w:spacing w:after="0" w:line="240" w:lineRule="auto"/>
+            </w:pPr>
+            <w:r>
+              <w:rPr>
+                <w:rFonts w:ascii="Times New Roman" w:eastAsia="Times New Roman" w:hAnsi="Times New Roman" w:cs="Times New Roman"/>
+              </w:rPr>
+              <w:t>Романов Дмитрий Евгеньевич</w:t>
+            </w:r>
+          </w:p>
+        </w:tc>
+        <w:tc>
+          <w:tcPr>
+            <w:tcW w:w="3115" w:type="dxa"/>
+          </w:tcPr>
+          <w:p>
+            <w:pPr>
+              <w:spacing w:after="0" w:line="240" w:lineRule="auto"/>
+            </w:pPr>
+            <w:r>
+              <w:rPr>
+                <w:rFonts w:ascii="Times New Roman" w:eastAsia="Times New Roman" w:hAnsi="Times New Roman" w:cs="Times New Roman"/>
+              </w:rPr>
+              <w:t>Электромонтажник 5 разряда</w:t>
+            </w:r>
+          </w:p>
+        </w:tc>
+        <w:tc>
+          <w:tcPr>
+            <w:tcW w:w="2803" w:type="dxa"/>
+          </w:tcPr>
+          <w:p>
+            <w:pPr>
+              <w:spacing w:after="0" w:line="240" w:lineRule="auto"/>
+            </w:pPr>
+            <w:r>
+              <w:rPr>
+                <w:rFonts w:ascii="Times New Roman" w:eastAsia="Times New Roman" w:hAnsi="Times New Roman" w:cs="Times New Roman"/>
+              </w:rPr>
+              <w:t xml:space="preserve">Участок РЭО </w:t>
+            </w:r>
+          </w:p>
+        </w:tc>
+        <w:tc>
+          <w:tcPr>
+            <w:tcW w:w="2733" w:type="dxa"/>
+          </w:tcPr>
+          <w:p>
+            <w:pPr>
+              <w:spacing w:after="0" w:line="240" w:lineRule="auto"/>
+            </w:pPr>
+            <w:r>
+              <w:rPr>
+                <w:rFonts w:ascii="Times New Roman" w:eastAsia="Times New Roman" w:hAnsi="Times New Roman" w:cs="Times New Roman"/>
+              </w:rPr>
+              <w:t>п. 11: монтаж, наладка, техническое обслуживание, ремонт электроустановок</w:t>
+            </w:r>
+          </w:p>
+        </w:tc>
+        <w:tc>
+          <w:tcPr>
+            <w:tcW w:w="2025" w:type="dxa"/>
+          </w:tcPr>
+          <w:p>
+            <w:pPr>
+              <w:spacing w:after="0" w:line="240" w:lineRule="auto"/>
+            </w:pPr>
+          </w:p>
+        </w:tc>
+      </w:tr>
+      <w:tr>
+        <w:trPr>
+          <w:cantSplit/>
+        </w:trPr>
+        <w:tc>
+          <w:tcPr>
+            <w:tcW w:w="701" w:type="dxa"/>
+          </w:tcPr>
+          <w:p>
+            <w:pPr>
+              <w:spacing w:after="0" w:line="240" w:lineRule="auto"/>
+              <w:jc w:val="center"/>
+            </w:pPr>
+            <w:r>
+              <w:rPr>
+                <w:rFonts w:ascii="Times New Roman" w:eastAsia="Times New Roman" w:hAnsi="Times New Roman" w:cs="Times New Roman"/>
+              </w:rPr>
+              <w:t>24</w:t>
             </w:r>
           </w:p>
         </w:tc>

--- a/МО 19.10.2026/Приказ_психиатрическое_освидетельствование_Руднево_Машково_2026 (ред. 19.10.2026).docx
+++ b/МО 19.10.2026/Приказ_психиатрическое_освидетельствование_Руднево_Машково_2026 (ред. 19.10.2026).docx
@@ -1236,7 +1236,7 @@
                 <w:sz w:val="28"/>
                 <w:szCs w:val="28"/>
               </w:rPr>
-              <w:t xml:space="preserve">Айкешева А.К</w:t>
+              <w:t xml:space="preserve">Айкешева А.К.</w:t>
             </w:r>
           </w:p>
         </w:tc>
@@ -2198,7 +2198,7 @@
               <w:rPr>
                 <w:rFonts w:ascii="Times New Roman" w:eastAsia="Times New Roman" w:hAnsi="Times New Roman" w:cs="Times New Roman"/>
               </w:rPr>
-              <w:t>п. 1: управление транспортными средствами (п.18.1 приложения к Приказу №29н)</w:t>
+              <w:t>п. 1: управление транспортными средствами</w:t>
             </w:r>
           </w:p>
         </w:tc>
@@ -2294,7 +2294,7 @@
               <w:rPr>
                 <w:rFonts w:ascii="Times New Roman" w:eastAsia="Times New Roman" w:hAnsi="Times New Roman" w:cs="Times New Roman"/>
               </w:rPr>
-              <w:t>п. 1: управление транспортными средствами (п.18.1 приложения к Приказу №29н)</w:t>
+              <w:t>п. 1: управление транспортными средствами</w:t>
             </w:r>
           </w:p>
         </w:tc>
@@ -2390,7 +2390,7 @@
               <w:rPr>
                 <w:rFonts w:ascii="Times New Roman" w:eastAsia="Times New Roman" w:hAnsi="Times New Roman" w:cs="Times New Roman"/>
               </w:rPr>
-              <w:t>п. 1: управление транспортными средствами (п.18.1 приложения к Приказу №29н)</w:t>
+              <w:t>п. 1: управление транспортными средствами</w:t>
             </w:r>
           </w:p>
         </w:tc>
@@ -3659,7 +3659,7 @@
               <w:rPr>
                 <w:rFonts w:ascii="Times New Roman" w:eastAsia="Times New Roman" w:hAnsi="Times New Roman" w:cs="Times New Roman"/>
               </w:rPr>
-              <w:t>п. 1: управление транспортными средствами (п.18.1 приложения к Приказу №29н)</w:t>
+              <w:t>п. 1: управление транспортными средствами</w:t>
             </w:r>
           </w:p>
         </w:tc>
@@ -3755,7 +3755,7 @@
               <w:rPr>
                 <w:rFonts w:ascii="Times New Roman" w:eastAsia="Times New Roman" w:hAnsi="Times New Roman" w:cs="Times New Roman"/>
               </w:rPr>
-              <w:t>п. 1: управление транспортными средствами (п.18.1 приложения к Приказу №29н)</w:t>
+              <w:t>п. 1: управление транспортными средствами</w:t>
             </w:r>
           </w:p>
         </w:tc>
@@ -3851,7 +3851,7 @@
               <w:rPr>
                 <w:rFonts w:ascii="Times New Roman" w:eastAsia="Times New Roman" w:hAnsi="Times New Roman" w:cs="Times New Roman"/>
               </w:rPr>
-              <w:t>п. 1: управление транспортными средствами (п.18.1 приложения к Приказу №29н)</w:t>
+              <w:t>п. 1: управление транспортными средствами</w:t>
             </w:r>
           </w:p>
         </w:tc>
@@ -3947,7 +3947,7 @@
               <w:rPr>
                 <w:rFonts w:ascii="Times New Roman" w:eastAsia="Times New Roman" w:hAnsi="Times New Roman" w:cs="Times New Roman"/>
               </w:rPr>
-              <w:t>п. 1: управление транспортными средствами (п.18.1 приложения к Приказу №29н)</w:t>
+              <w:t>п. 1: управление транспортными средствами</w:t>
             </w:r>
           </w:p>
         </w:tc>
@@ -4043,7 +4043,7 @@
               <w:rPr>
                 <w:rFonts w:ascii="Times New Roman" w:eastAsia="Times New Roman" w:hAnsi="Times New Roman" w:cs="Times New Roman"/>
               </w:rPr>
-              <w:t>п. 1: управление транспортными средствами (п.18.1 приложения к Приказу №29н)</w:t>
+              <w:t>п. 1: управление транспортными средствами</w:t>
             </w:r>
           </w:p>
         </w:tc>

--- a/МО 19.10.2026/Приказ_психиатрическое_освидетельствование_Руднево_Машково_2026 (ред. 19.10.2026).docx
+++ b/МО 19.10.2026/Приказ_психиатрическое_освидетельствование_Руднево_Машково_2026 (ред. 19.10.2026).docx
@@ -2198,7 +2198,7 @@
               <w:rPr>
                 <w:rFonts w:ascii="Times New Roman" w:eastAsia="Times New Roman" w:hAnsi="Times New Roman" w:cs="Times New Roman"/>
               </w:rPr>
-              <w:t>п. 1: управление транспортными средствами</w:t>
+              <w:t>п. 1: управление транспортными средствами (п.18.1 приложения к Приказу №29н)</w:t>
             </w:r>
           </w:p>
         </w:tc>
@@ -2294,7 +2294,7 @@
               <w:rPr>
                 <w:rFonts w:ascii="Times New Roman" w:eastAsia="Times New Roman" w:hAnsi="Times New Roman" w:cs="Times New Roman"/>
               </w:rPr>
-              <w:t>п. 1: управление транспортными средствами</w:t>
+              <w:t>п. 1: управление транспортными средствами (п.18.1 приложения к Приказу №29н)</w:t>
             </w:r>
           </w:p>
         </w:tc>
@@ -2390,7 +2390,7 @@
               <w:rPr>
                 <w:rFonts w:ascii="Times New Roman" w:eastAsia="Times New Roman" w:hAnsi="Times New Roman" w:cs="Times New Roman"/>
               </w:rPr>
-              <w:t>п. 1: управление транспортными средствами</w:t>
+              <w:t>п. 1: управление транспортными средствами (п.18.1 приложения к Приказу №29н)</w:t>
             </w:r>
           </w:p>
         </w:tc>
@@ -3659,7 +3659,7 @@
               <w:rPr>
                 <w:rFonts w:ascii="Times New Roman" w:eastAsia="Times New Roman" w:hAnsi="Times New Roman" w:cs="Times New Roman"/>
               </w:rPr>
-              <w:t>п. 1: управление транспортными средствами</w:t>
+              <w:t>п. 1: управление транспортными средствами (п.18.1 приложения к Приказу №29н)</w:t>
             </w:r>
           </w:p>
         </w:tc>
@@ -3755,7 +3755,7 @@
               <w:rPr>
                 <w:rFonts w:ascii="Times New Roman" w:eastAsia="Times New Roman" w:hAnsi="Times New Roman" w:cs="Times New Roman"/>
               </w:rPr>
-              <w:t>п. 1: управление транспортными средствами</w:t>
+              <w:t>п. 1: управление транспортными средствами (п.18.1 приложения к Приказу №29н)</w:t>
             </w:r>
           </w:p>
         </w:tc>
@@ -3851,7 +3851,7 @@
               <w:rPr>
                 <w:rFonts w:ascii="Times New Roman" w:eastAsia="Times New Roman" w:hAnsi="Times New Roman" w:cs="Times New Roman"/>
               </w:rPr>
-              <w:t>п. 1: управление транспортными средствами</w:t>
+              <w:t>п. 1: управление транспортными средствами (п.18.1 приложения к Приказу №29н)</w:t>
             </w:r>
           </w:p>
         </w:tc>
@@ -3947,7 +3947,7 @@
               <w:rPr>
                 <w:rFonts w:ascii="Times New Roman" w:eastAsia="Times New Roman" w:hAnsi="Times New Roman" w:cs="Times New Roman"/>
               </w:rPr>
-              <w:t>п. 1: управление транспортными средствами</w:t>
+              <w:t>п. 1: управление транспортными средствами (п.18.1 приложения к Приказу №29н)</w:t>
             </w:r>
           </w:p>
         </w:tc>
@@ -4043,7 +4043,7 @@
               <w:rPr>
                 <w:rFonts w:ascii="Times New Roman" w:eastAsia="Times New Roman" w:hAnsi="Times New Roman" w:cs="Times New Roman"/>
               </w:rPr>
-              <w:t>п. 1: управление транспортными средствами</w:t>
+              <w:t>п. 1: управление транспортными средствами (п.18.1 приложения к Приказу №29н)</w:t>
             </w:r>
           </w:p>
         </w:tc>

--- a/МО 19.10.2026/Приказ_психиатрическое_освидетельствование_Руднево_Машково_2026 (ред. 19.10.2026).docx
+++ b/МО 19.10.2026/Приказ_психиатрическое_освидетельствование_Руднево_Машково_2026 (ред. 19.10.2026).docx
@@ -270,7 +270,7 @@
           <w:sz w:val="28"/>
           <w:szCs w:val="28"/>
         </w:rPr>
-        <w:t>1.1. площадка «Руднево»: 28.10.2026, 4 чел. (Приложение № 1);</w:t>
+        <w:t>1.1. площадка «Руднево»: 28.10.2026, 1 чел. (Приложение № 1);</w:t>
       </w:r>
     </w:p>
     <w:p>
@@ -285,7 +285,7 @@
           <w:sz w:val="28"/>
           <w:szCs w:val="28"/>
         </w:rPr>
-        <w:t>1.2. площадка «Машково»: 29.10.2026 и 30.10.2026, 24 чел. (Приложение № 2).</w:t>
+        <w:t>1.2. площадка «Машково»: 29.10.2026 и 30.10.2026, 21 чел. (Приложение № 2).</w:t>
       </w:r>
     </w:p>
     <w:p>
@@ -1974,7 +1974,7 @@
           <w:sz w:val="24"/>
           <w:szCs w:val="24"/>
         </w:rPr>
-        <w:t>Дата проведения: 28.10.2026, одновременно с периодическим медицинским осмотром. Место проведения: территория площадки «Руднево» (передвижные медицинские пункты ООО «ДИАМЕД»). Всего: 4 чел.</w:t>
+        <w:t>Дата проведения: 28.10.2026, одновременно с периодическим медицинским осмотром. Место проведения: территория площадки «Руднево» (передвижные медицинские пункты ООО «ДИАМЕД»). Всего: 1 чел.</w:t>
       </w:r>
     </w:p>
     <w:tbl>
@@ -2150,294 +2150,6 @@
               <w:rPr>
                 <w:rFonts w:ascii="Times New Roman" w:eastAsia="Times New Roman" w:hAnsi="Times New Roman" w:cs="Times New Roman"/>
               </w:rPr>
-              <w:t>Гагарин Алексей Владимирович</w:t>
-            </w:r>
-          </w:p>
-        </w:tc>
-        <w:tc>
-          <w:tcPr>
-            <w:tcW w:w="3115" w:type="dxa"/>
-          </w:tcPr>
-          <w:p>
-            <w:pPr>
-              <w:spacing w:after="0" w:line="240" w:lineRule="auto"/>
-            </w:pPr>
-            <w:r>
-              <w:rPr>
-                <w:rFonts w:ascii="Times New Roman" w:eastAsia="Times New Roman" w:hAnsi="Times New Roman" w:cs="Times New Roman"/>
-              </w:rPr>
-              <w:t>Кладовщик-комплектовщик</w:t>
-            </w:r>
-          </w:p>
-        </w:tc>
-        <w:tc>
-          <w:tcPr>
-            <w:tcW w:w="2803" w:type="dxa"/>
-          </w:tcPr>
-          <w:p>
-            <w:pPr>
-              <w:spacing w:after="0" w:line="240" w:lineRule="auto"/>
-            </w:pPr>
-            <w:r>
-              <w:rPr>
-                <w:rFonts w:ascii="Times New Roman" w:eastAsia="Times New Roman" w:hAnsi="Times New Roman" w:cs="Times New Roman"/>
-              </w:rPr>
-              <w:t>Склад</w:t>
-            </w:r>
-          </w:p>
-        </w:tc>
-        <w:tc>
-          <w:tcPr>
-            <w:tcW w:w="2733" w:type="dxa"/>
-          </w:tcPr>
-          <w:p>
-            <w:pPr>
-              <w:spacing w:after="0" w:line="240" w:lineRule="auto"/>
-            </w:pPr>
-            <w:r>
-              <w:rPr>
-                <w:rFonts w:ascii="Times New Roman" w:eastAsia="Times New Roman" w:hAnsi="Times New Roman" w:cs="Times New Roman"/>
-              </w:rPr>
-              <w:t>п. 1: управление транспортными средствами (п.18.1 приложения к Приказу №29н)</w:t>
-            </w:r>
-          </w:p>
-        </w:tc>
-        <w:tc>
-          <w:tcPr>
-            <w:tcW w:w="2025" w:type="dxa"/>
-          </w:tcPr>
-          <w:p>
-            <w:pPr>
-              <w:spacing w:after="0" w:line="240" w:lineRule="auto"/>
-            </w:pPr>
-          </w:p>
-        </w:tc>
-      </w:tr>
-      <w:tr>
-        <w:trPr>
-          <w:cantSplit/>
-        </w:trPr>
-        <w:tc>
-          <w:tcPr>
-            <w:tcW w:w="701" w:type="dxa"/>
-          </w:tcPr>
-          <w:p>
-            <w:pPr>
-              <w:spacing w:after="0" w:line="240" w:lineRule="auto"/>
-              <w:jc w:val="center"/>
-            </w:pPr>
-            <w:r>
-              <w:rPr>
-                <w:rFonts w:ascii="Times New Roman" w:eastAsia="Times New Roman" w:hAnsi="Times New Roman" w:cs="Times New Roman"/>
-              </w:rPr>
-              <w:t>2</w:t>
-            </w:r>
-          </w:p>
-        </w:tc>
-        <w:tc>
-          <w:tcPr>
-            <w:tcW w:w="3193" w:type="dxa"/>
-          </w:tcPr>
-          <w:p>
-            <w:pPr>
-              <w:spacing w:after="0" w:line="240" w:lineRule="auto"/>
-            </w:pPr>
-            <w:r>
-              <w:rPr>
-                <w:rFonts w:ascii="Times New Roman" w:eastAsia="Times New Roman" w:hAnsi="Times New Roman" w:cs="Times New Roman"/>
-              </w:rPr>
-              <w:t>Иванов Дмитрий Сергеевич</w:t>
-            </w:r>
-          </w:p>
-        </w:tc>
-        <w:tc>
-          <w:tcPr>
-            <w:tcW w:w="3115" w:type="dxa"/>
-          </w:tcPr>
-          <w:p>
-            <w:pPr>
-              <w:spacing w:after="0" w:line="240" w:lineRule="auto"/>
-            </w:pPr>
-            <w:r>
-              <w:rPr>
-                <w:rFonts w:ascii="Times New Roman" w:eastAsia="Times New Roman" w:hAnsi="Times New Roman" w:cs="Times New Roman"/>
-              </w:rPr>
-              <w:t>Кладовщик-комплектовщик</w:t>
-            </w:r>
-          </w:p>
-        </w:tc>
-        <w:tc>
-          <w:tcPr>
-            <w:tcW w:w="2803" w:type="dxa"/>
-          </w:tcPr>
-          <w:p>
-            <w:pPr>
-              <w:spacing w:after="0" w:line="240" w:lineRule="auto"/>
-            </w:pPr>
-            <w:r>
-              <w:rPr>
-                <w:rFonts w:ascii="Times New Roman" w:eastAsia="Times New Roman" w:hAnsi="Times New Roman" w:cs="Times New Roman"/>
-              </w:rPr>
-              <w:t>Склад</w:t>
-            </w:r>
-          </w:p>
-        </w:tc>
-        <w:tc>
-          <w:tcPr>
-            <w:tcW w:w="2733" w:type="dxa"/>
-          </w:tcPr>
-          <w:p>
-            <w:pPr>
-              <w:spacing w:after="0" w:line="240" w:lineRule="auto"/>
-            </w:pPr>
-            <w:r>
-              <w:rPr>
-                <w:rFonts w:ascii="Times New Roman" w:eastAsia="Times New Roman" w:hAnsi="Times New Roman" w:cs="Times New Roman"/>
-              </w:rPr>
-              <w:t>п. 1: управление транспортными средствами (п.18.1 приложения к Приказу №29н)</w:t>
-            </w:r>
-          </w:p>
-        </w:tc>
-        <w:tc>
-          <w:tcPr>
-            <w:tcW w:w="2025" w:type="dxa"/>
-          </w:tcPr>
-          <w:p>
-            <w:pPr>
-              <w:spacing w:after="0" w:line="240" w:lineRule="auto"/>
-            </w:pPr>
-          </w:p>
-        </w:tc>
-      </w:tr>
-      <w:tr>
-        <w:trPr>
-          <w:cantSplit/>
-        </w:trPr>
-        <w:tc>
-          <w:tcPr>
-            <w:tcW w:w="701" w:type="dxa"/>
-          </w:tcPr>
-          <w:p>
-            <w:pPr>
-              <w:spacing w:after="0" w:line="240" w:lineRule="auto"/>
-              <w:jc w:val="center"/>
-            </w:pPr>
-            <w:r>
-              <w:rPr>
-                <w:rFonts w:ascii="Times New Roman" w:eastAsia="Times New Roman" w:hAnsi="Times New Roman" w:cs="Times New Roman"/>
-              </w:rPr>
-              <w:t>3</w:t>
-            </w:r>
-          </w:p>
-        </w:tc>
-        <w:tc>
-          <w:tcPr>
-            <w:tcW w:w="3193" w:type="dxa"/>
-          </w:tcPr>
-          <w:p>
-            <w:pPr>
-              <w:spacing w:after="0" w:line="240" w:lineRule="auto"/>
-            </w:pPr>
-            <w:r>
-              <w:rPr>
-                <w:rFonts w:ascii="Times New Roman" w:eastAsia="Times New Roman" w:hAnsi="Times New Roman" w:cs="Times New Roman"/>
-              </w:rPr>
-              <w:t>Поляков Александр Валентинович</w:t>
-            </w:r>
-          </w:p>
-        </w:tc>
-        <w:tc>
-          <w:tcPr>
-            <w:tcW w:w="3115" w:type="dxa"/>
-          </w:tcPr>
-          <w:p>
-            <w:pPr>
-              <w:spacing w:after="0" w:line="240" w:lineRule="auto"/>
-            </w:pPr>
-            <w:r>
-              <w:rPr>
-                <w:rFonts w:ascii="Times New Roman" w:eastAsia="Times New Roman" w:hAnsi="Times New Roman" w:cs="Times New Roman"/>
-              </w:rPr>
-              <w:t>Кладовщик-комплектовщик</w:t>
-            </w:r>
-          </w:p>
-        </w:tc>
-        <w:tc>
-          <w:tcPr>
-            <w:tcW w:w="2803" w:type="dxa"/>
-          </w:tcPr>
-          <w:p>
-            <w:pPr>
-              <w:spacing w:after="0" w:line="240" w:lineRule="auto"/>
-            </w:pPr>
-            <w:r>
-              <w:rPr>
-                <w:rFonts w:ascii="Times New Roman" w:eastAsia="Times New Roman" w:hAnsi="Times New Roman" w:cs="Times New Roman"/>
-              </w:rPr>
-              <w:t>Склад</w:t>
-            </w:r>
-          </w:p>
-        </w:tc>
-        <w:tc>
-          <w:tcPr>
-            <w:tcW w:w="2733" w:type="dxa"/>
-          </w:tcPr>
-          <w:p>
-            <w:pPr>
-              <w:spacing w:after="0" w:line="240" w:lineRule="auto"/>
-            </w:pPr>
-            <w:r>
-              <w:rPr>
-                <w:rFonts w:ascii="Times New Roman" w:eastAsia="Times New Roman" w:hAnsi="Times New Roman" w:cs="Times New Roman"/>
-              </w:rPr>
-              <w:t>п. 1: управление транспортными средствами (п.18.1 приложения к Приказу №29н)</w:t>
-            </w:r>
-          </w:p>
-        </w:tc>
-        <w:tc>
-          <w:tcPr>
-            <w:tcW w:w="2025" w:type="dxa"/>
-          </w:tcPr>
-          <w:p>
-            <w:pPr>
-              <w:spacing w:after="0" w:line="240" w:lineRule="auto"/>
-            </w:pPr>
-          </w:p>
-        </w:tc>
-      </w:tr>
-      <w:tr>
-        <w:trPr>
-          <w:cantSplit/>
-        </w:trPr>
-        <w:tc>
-          <w:tcPr>
-            <w:tcW w:w="701" w:type="dxa"/>
-          </w:tcPr>
-          <w:p>
-            <w:pPr>
-              <w:spacing w:after="0" w:line="240" w:lineRule="auto"/>
-              <w:jc w:val="center"/>
-            </w:pPr>
-            <w:r>
-              <w:rPr>
-                <w:rFonts w:ascii="Times New Roman" w:eastAsia="Times New Roman" w:hAnsi="Times New Roman" w:cs="Times New Roman"/>
-              </w:rPr>
-              <w:t>4</w:t>
-            </w:r>
-          </w:p>
-        </w:tc>
-        <w:tc>
-          <w:tcPr>
-            <w:tcW w:w="3193" w:type="dxa"/>
-          </w:tcPr>
-          <w:p>
-            <w:pPr>
-              <w:spacing w:after="0" w:line="240" w:lineRule="auto"/>
-            </w:pPr>
-            <w:r>
-              <w:rPr>
-                <w:rFonts w:ascii="Times New Roman" w:eastAsia="Times New Roman" w:hAnsi="Times New Roman" w:cs="Times New Roman"/>
-              </w:rPr>
               <w:t>Улумбеков Руслан Бинарович</w:t>
             </w:r>
           </w:p>
@@ -2571,7 +2283,7 @@
           <w:sz w:val="24"/>
           <w:szCs w:val="24"/>
         </w:rPr>
-        <w:t>Дата проведения: 29.10.2026 и 30.10.2026, одновременно с периодическим медицинским осмотром. Место проведения: территория площадки «Машково» (передвижные медицинские пункты ООО «ДИАМЕД»). Всего: 24 чел.</w:t>
+        <w:t>Дата проведения: 29.10.2026 и 30.10.2026, одновременно с периодическим медицинским осмотром. Место проведения: территория площадки «Машково» (передвижные медицинские пункты ООО «ДИАМЕД»). Всего: 21 чел.</w:t>
       </w:r>
     </w:p>
     <w:tbl>
@@ -3611,7 +3323,7 @@
               <w:rPr>
                 <w:rFonts w:ascii="Times New Roman" w:eastAsia="Times New Roman" w:hAnsi="Times New Roman" w:cs="Times New Roman"/>
               </w:rPr>
-              <w:t>Агалиев Рафаэл Рашидович</w:t>
+              <w:t>Каменев Дмитрий Викторович</w:t>
             </w:r>
           </w:p>
         </w:tc>
@@ -3659,7 +3371,7 @@
               <w:rPr>
                 <w:rFonts w:ascii="Times New Roman" w:eastAsia="Times New Roman" w:hAnsi="Times New Roman" w:cs="Times New Roman"/>
               </w:rPr>
-              <w:t>п. 1: управление транспортными средствами (п.18.1 приложения к Приказу №29н)</w:t>
+              <w:t>п. 1: управление транспортными средствами (погрузчик; п.18.1, п.18.2 приложения к Приказу №29н)</w:t>
             </w:r>
           </w:p>
         </w:tc>
@@ -3707,7 +3419,7 @@
               <w:rPr>
                 <w:rFonts w:ascii="Times New Roman" w:eastAsia="Times New Roman" w:hAnsi="Times New Roman" w:cs="Times New Roman"/>
               </w:rPr>
-              <w:t>Каменев Дмитрий Викторович</w:t>
+              <w:t>Нестеров Аркадий Николаевич</w:t>
             </w:r>
           </w:p>
         </w:tc>
@@ -3723,7 +3435,7 @@
               <w:rPr>
                 <w:rFonts w:ascii="Times New Roman" w:eastAsia="Times New Roman" w:hAnsi="Times New Roman" w:cs="Times New Roman"/>
               </w:rPr>
-              <w:t>Кладовщик-комплектовщик</w:t>
+              <w:t>Старший кладовщик</w:t>
             </w:r>
           </w:p>
         </w:tc>
@@ -3755,7 +3467,7 @@
               <w:rPr>
                 <w:rFonts w:ascii="Times New Roman" w:eastAsia="Times New Roman" w:hAnsi="Times New Roman" w:cs="Times New Roman"/>
               </w:rPr>
-              <w:t>п. 1: управление транспортными средствами (п.18.1 приложения к Приказу №29н)</w:t>
+              <w:t>п. 1: управление транспортными средствами (погрузчик; п.18.1, п.18.2 приложения к Приказу №29н)</w:t>
             </w:r>
           </w:p>
         </w:tc>
@@ -3803,7 +3515,7 @@
               <w:rPr>
                 <w:rFonts w:ascii="Times New Roman" w:eastAsia="Times New Roman" w:hAnsi="Times New Roman" w:cs="Times New Roman"/>
               </w:rPr>
-              <w:t>Ласкавый Андрей Викторович</w:t>
+              <w:t>Калинин Дмитрий Александрович</w:t>
             </w:r>
           </w:p>
         </w:tc>
@@ -3819,7 +3531,7 @@
               <w:rPr>
                 <w:rFonts w:ascii="Times New Roman" w:eastAsia="Times New Roman" w:hAnsi="Times New Roman" w:cs="Times New Roman"/>
               </w:rPr>
-              <w:t>Кладовщик-комплектовщик</w:t>
+              <w:t>Главный энергетик</w:t>
             </w:r>
           </w:p>
         </w:tc>
@@ -3835,7 +3547,7 @@
               <w:rPr>
                 <w:rFonts w:ascii="Times New Roman" w:eastAsia="Times New Roman" w:hAnsi="Times New Roman" w:cs="Times New Roman"/>
               </w:rPr>
-              <w:t>Склад</w:t>
+              <w:t xml:space="preserve">Служба главного инженера </w:t>
             </w:r>
           </w:p>
         </w:tc>
@@ -3851,7 +3563,7 @@
               <w:rPr>
                 <w:rFonts w:ascii="Times New Roman" w:eastAsia="Times New Roman" w:hAnsi="Times New Roman" w:cs="Times New Roman"/>
               </w:rPr>
-              <w:t>п. 1: управление транспортными средствами (п.18.1 приложения к Приказу №29н)</w:t>
+              <w:t>пп. 11, 12: электроустановки и объекты теплоснабжения</w:t>
             </w:r>
           </w:p>
         </w:tc>
@@ -3899,7 +3611,7 @@
               <w:rPr>
                 <w:rFonts w:ascii="Times New Roman" w:eastAsia="Times New Roman" w:hAnsi="Times New Roman" w:cs="Times New Roman"/>
               </w:rPr>
-              <w:t>Моряков Константин Викторович</w:t>
+              <w:t>Жусев Алексей Анатольевич</w:t>
             </w:r>
           </w:p>
         </w:tc>
@@ -3915,7 +3627,7 @@
               <w:rPr>
                 <w:rFonts w:ascii="Times New Roman" w:eastAsia="Times New Roman" w:hAnsi="Times New Roman" w:cs="Times New Roman"/>
               </w:rPr>
-              <w:t>Кладовщик-комплектовщик</w:t>
+              <w:t>Инженер-электрик</w:t>
             </w:r>
           </w:p>
         </w:tc>
@@ -3931,7 +3643,7 @@
               <w:rPr>
                 <w:rFonts w:ascii="Times New Roman" w:eastAsia="Times New Roman" w:hAnsi="Times New Roman" w:cs="Times New Roman"/>
               </w:rPr>
-              <w:t>Склад</w:t>
+              <w:t xml:space="preserve">Служба главного инженера </w:t>
             </w:r>
           </w:p>
         </w:tc>
@@ -3947,7 +3659,7 @@
               <w:rPr>
                 <w:rFonts w:ascii="Times New Roman" w:eastAsia="Times New Roman" w:hAnsi="Times New Roman" w:cs="Times New Roman"/>
               </w:rPr>
-              <w:t>п. 1: управление транспортными средствами (п.18.1 приложения к Приказу №29н)</w:t>
+              <w:t>п. 11: обслуживание электроустановок предприятия</w:t>
             </w:r>
           </w:p>
         </w:tc>
@@ -3995,7 +3707,7 @@
               <w:rPr>
                 <w:rFonts w:ascii="Times New Roman" w:eastAsia="Times New Roman" w:hAnsi="Times New Roman" w:cs="Times New Roman"/>
               </w:rPr>
-              <w:t>Хохлов Александр Николаевич</w:t>
+              <w:t>Долженко Александр Сергеевич</w:t>
             </w:r>
           </w:p>
         </w:tc>
@@ -4011,7 +3723,7 @@
               <w:rPr>
                 <w:rFonts w:ascii="Times New Roman" w:eastAsia="Times New Roman" w:hAnsi="Times New Roman" w:cs="Times New Roman"/>
               </w:rPr>
-              <w:t>Кладовщик-комплектовщик</w:t>
+              <w:t>Электромонтер по ремонту и обслуживанию электрооборудования 4 разряда</w:t>
             </w:r>
           </w:p>
         </w:tc>
@@ -4027,7 +3739,7 @@
               <w:rPr>
                 <w:rFonts w:ascii="Times New Roman" w:eastAsia="Times New Roman" w:hAnsi="Times New Roman" w:cs="Times New Roman"/>
               </w:rPr>
-              <w:t>Склад</w:t>
+              <w:t xml:space="preserve">Служба главного инженера </w:t>
             </w:r>
           </w:p>
         </w:tc>
@@ -4043,7 +3755,7 @@
               <w:rPr>
                 <w:rFonts w:ascii="Times New Roman" w:eastAsia="Times New Roman" w:hAnsi="Times New Roman" w:cs="Times New Roman"/>
               </w:rPr>
-              <w:t>п. 1: управление транспортными средствами (п.18.1 приложения к Приказу №29н)</w:t>
+              <w:t>п. 11: обслуживание электроустановок предприятия</w:t>
             </w:r>
           </w:p>
         </w:tc>
@@ -4075,6 +3787,7 @@
               <w:rPr>
                 <w:rFonts w:ascii="Times New Roman" w:eastAsia="Times New Roman" w:hAnsi="Times New Roman" w:cs="Times New Roman"/>
               </w:rPr>
+              <w:lastRenderedPageBreak/>
               <w:t>15</w:t>
             </w:r>
           </w:p>
@@ -4091,7 +3804,7 @@
               <w:rPr>
                 <w:rFonts w:ascii="Times New Roman" w:eastAsia="Times New Roman" w:hAnsi="Times New Roman" w:cs="Times New Roman"/>
               </w:rPr>
-              <w:t>Калинин Дмитрий Александрович</w:t>
+              <w:t>Климов Дмитрий Николаевич</w:t>
             </w:r>
           </w:p>
         </w:tc>
@@ -4107,7 +3820,7 @@
               <w:rPr>
                 <w:rFonts w:ascii="Times New Roman" w:eastAsia="Times New Roman" w:hAnsi="Times New Roman" w:cs="Times New Roman"/>
               </w:rPr>
-              <w:t>Главный энергетик</w:t>
+              <w:t>Электромонтер по ремонту и обслуживанию электрооборудования 4 разряда</w:t>
             </w:r>
           </w:p>
         </w:tc>
@@ -4139,7 +3852,7 @@
               <w:rPr>
                 <w:rFonts w:ascii="Times New Roman" w:eastAsia="Times New Roman" w:hAnsi="Times New Roman" w:cs="Times New Roman"/>
               </w:rPr>
-              <w:t>пп. 11, 12: электроустановки и объекты теплоснабжения</w:t>
+              <w:t>п. 11: обслуживание электроустановок предприятия</w:t>
             </w:r>
           </w:p>
         </w:tc>
@@ -4187,7 +3900,7 @@
               <w:rPr>
                 <w:rFonts w:ascii="Times New Roman" w:eastAsia="Times New Roman" w:hAnsi="Times New Roman" w:cs="Times New Roman"/>
               </w:rPr>
-              <w:t>Жусев Алексей Анатольевич</w:t>
+              <w:t>Бизюков Сергей Иванович</w:t>
             </w:r>
           </w:p>
         </w:tc>
@@ -4203,7 +3916,7 @@
               <w:rPr>
                 <w:rFonts w:ascii="Times New Roman" w:eastAsia="Times New Roman" w:hAnsi="Times New Roman" w:cs="Times New Roman"/>
               </w:rPr>
-              <w:t>Инженер-электрик</w:t>
+              <w:t>Электромонтер по ремонту и обслуживанию электрооборудования 5 разряда</w:t>
             </w:r>
           </w:p>
         </w:tc>
@@ -4283,7 +3996,7 @@
               <w:rPr>
                 <w:rFonts w:ascii="Times New Roman" w:eastAsia="Times New Roman" w:hAnsi="Times New Roman" w:cs="Times New Roman"/>
               </w:rPr>
-              <w:t>Долженко Александр Сергеевич</w:t>
+              <w:t>Кокорев Анатолий Сергеевич</w:t>
             </w:r>
           </w:p>
         </w:tc>
@@ -4299,7 +4012,7 @@
               <w:rPr>
                 <w:rFonts w:ascii="Times New Roman" w:eastAsia="Times New Roman" w:hAnsi="Times New Roman" w:cs="Times New Roman"/>
               </w:rPr>
-              <w:t>Электромонтер по ремонту и обслуживанию электрооборудования 4 разряда</w:t>
+              <w:t>Мастер участка</w:t>
             </w:r>
           </w:p>
         </w:tc>
@@ -4315,7 +4028,7 @@
               <w:rPr>
                 <w:rFonts w:ascii="Times New Roman" w:eastAsia="Times New Roman" w:hAnsi="Times New Roman" w:cs="Times New Roman"/>
               </w:rPr>
-              <w:t xml:space="preserve">Служба главного инженера </w:t>
+              <w:t xml:space="preserve">Участок РЭО </w:t>
             </w:r>
           </w:p>
         </w:tc>
@@ -4331,7 +4044,7 @@
               <w:rPr>
                 <w:rFonts w:ascii="Times New Roman" w:eastAsia="Times New Roman" w:hAnsi="Times New Roman" w:cs="Times New Roman"/>
               </w:rPr>
-              <w:t>п. 11: обслуживание электроустановок предприятия</w:t>
+              <w:t>п. 11: руководство работами по монтажу, наладке, ремонту электроустановок</w:t>
             </w:r>
           </w:p>
         </w:tc>
@@ -4363,7 +4076,6 @@
               <w:rPr>
                 <w:rFonts w:ascii="Times New Roman" w:eastAsia="Times New Roman" w:hAnsi="Times New Roman" w:cs="Times New Roman"/>
               </w:rPr>
-              <w:lastRenderedPageBreak/>
               <w:t>18</w:t>
             </w:r>
           </w:p>
@@ -4380,7 +4092,7 @@
               <w:rPr>
                 <w:rFonts w:ascii="Times New Roman" w:eastAsia="Times New Roman" w:hAnsi="Times New Roman" w:cs="Times New Roman"/>
               </w:rPr>
-              <w:t>Климов Дмитрий Николаевич</w:t>
+              <w:t>Богданов Александр Викторович</w:t>
             </w:r>
           </w:p>
         </w:tc>
@@ -4396,7 +4108,7 @@
               <w:rPr>
                 <w:rFonts w:ascii="Times New Roman" w:eastAsia="Times New Roman" w:hAnsi="Times New Roman" w:cs="Times New Roman"/>
               </w:rPr>
-              <w:t>Электромонтер по ремонту и обслуживанию электрооборудования 4 разряда</w:t>
+              <w:t>Электромонтажник 5 разряда</w:t>
             </w:r>
           </w:p>
         </w:tc>
@@ -4412,7 +4124,7 @@
               <w:rPr>
                 <w:rFonts w:ascii="Times New Roman" w:eastAsia="Times New Roman" w:hAnsi="Times New Roman" w:cs="Times New Roman"/>
               </w:rPr>
-              <w:t xml:space="preserve">Служба главного инженера </w:t>
+              <w:t xml:space="preserve">Участок РЭО </w:t>
             </w:r>
           </w:p>
         </w:tc>
@@ -4428,7 +4140,7 @@
               <w:rPr>
                 <w:rFonts w:ascii="Times New Roman" w:eastAsia="Times New Roman" w:hAnsi="Times New Roman" w:cs="Times New Roman"/>
               </w:rPr>
-              <w:t>п. 11: обслуживание электроустановок предприятия</w:t>
+              <w:t>п. 11: монтаж, наладка, техническое обслуживание, ремонт электроустановок</w:t>
             </w:r>
           </w:p>
         </w:tc>
@@ -4476,7 +4188,7 @@
               <w:rPr>
                 <w:rFonts w:ascii="Times New Roman" w:eastAsia="Times New Roman" w:hAnsi="Times New Roman" w:cs="Times New Roman"/>
               </w:rPr>
-              <w:t>Бизюков Сергей Иванович</w:t>
+              <w:t>Озорнов Игорь Валерьевич</w:t>
             </w:r>
           </w:p>
         </w:tc>
@@ -4492,7 +4204,7 @@
               <w:rPr>
                 <w:rFonts w:ascii="Times New Roman" w:eastAsia="Times New Roman" w:hAnsi="Times New Roman" w:cs="Times New Roman"/>
               </w:rPr>
-              <w:t>Электромонтер по ремонту и обслуживанию электрооборудования 5 разряда</w:t>
+              <w:t>Электромонтажник 5 разряда</w:t>
             </w:r>
           </w:p>
         </w:tc>
@@ -4508,7 +4220,7 @@
               <w:rPr>
                 <w:rFonts w:ascii="Times New Roman" w:eastAsia="Times New Roman" w:hAnsi="Times New Roman" w:cs="Times New Roman"/>
               </w:rPr>
-              <w:t xml:space="preserve">Служба главного инженера </w:t>
+              <w:t xml:space="preserve">Участок РЭО </w:t>
             </w:r>
           </w:p>
         </w:tc>
@@ -4524,7 +4236,7 @@
               <w:rPr>
                 <w:rFonts w:ascii="Times New Roman" w:eastAsia="Times New Roman" w:hAnsi="Times New Roman" w:cs="Times New Roman"/>
               </w:rPr>
-              <w:t>п. 11: обслуживание электроустановок предприятия</w:t>
+              <w:t>п. 11: монтаж, наладка, техническое обслуживание, ремонт электроустановок</w:t>
             </w:r>
           </w:p>
         </w:tc>
@@ -4572,7 +4284,7 @@
               <w:rPr>
                 <w:rFonts w:ascii="Times New Roman" w:eastAsia="Times New Roman" w:hAnsi="Times New Roman" w:cs="Times New Roman"/>
               </w:rPr>
-              <w:t>Кокорев Анатолий Сергеевич</w:t>
+              <w:t>Романов Дмитрий Евгеньевич</w:t>
             </w:r>
           </w:p>
         </w:tc>
@@ -4588,7 +4300,7 @@
               <w:rPr>
                 <w:rFonts w:ascii="Times New Roman" w:eastAsia="Times New Roman" w:hAnsi="Times New Roman" w:cs="Times New Roman"/>
               </w:rPr>
-              <w:t>Мастер участка</w:t>
+              <w:t>Электромонтажник 5 разряда</w:t>
             </w:r>
           </w:p>
         </w:tc>
@@ -4620,7 +4332,7 @@
               <w:rPr>
                 <w:rFonts w:ascii="Times New Roman" w:eastAsia="Times New Roman" w:hAnsi="Times New Roman" w:cs="Times New Roman"/>
               </w:rPr>
-              <w:t>п. 11: руководство работами по монтажу, наладке, ремонту электроустановок</w:t>
+              <w:t>п. 11: монтаж, наладка, техническое обслуживание, ремонт электроустановок</w:t>
             </w:r>
           </w:p>
         </w:tc>
@@ -4653,294 +4365,6 @@
                 <w:rFonts w:ascii="Times New Roman" w:eastAsia="Times New Roman" w:hAnsi="Times New Roman" w:cs="Times New Roman"/>
               </w:rPr>
               <w:t>21</w:t>
-            </w:r>
-          </w:p>
-        </w:tc>
-        <w:tc>
-          <w:tcPr>
-            <w:tcW w:w="3193" w:type="dxa"/>
-          </w:tcPr>
-          <w:p>
-            <w:pPr>
-              <w:spacing w:after="0" w:line="240" w:lineRule="auto"/>
-            </w:pPr>
-            <w:r>
-              <w:rPr>
-                <w:rFonts w:ascii="Times New Roman" w:eastAsia="Times New Roman" w:hAnsi="Times New Roman" w:cs="Times New Roman"/>
-              </w:rPr>
-              <w:t>Богданов Александр Викторович</w:t>
-            </w:r>
-          </w:p>
-        </w:tc>
-        <w:tc>
-          <w:tcPr>
-            <w:tcW w:w="3115" w:type="dxa"/>
-          </w:tcPr>
-          <w:p>
-            <w:pPr>
-              <w:spacing w:after="0" w:line="240" w:lineRule="auto"/>
-            </w:pPr>
-            <w:r>
-              <w:rPr>
-                <w:rFonts w:ascii="Times New Roman" w:eastAsia="Times New Roman" w:hAnsi="Times New Roman" w:cs="Times New Roman"/>
-              </w:rPr>
-              <w:t>Электромонтажник 5 разряда</w:t>
-            </w:r>
-          </w:p>
-        </w:tc>
-        <w:tc>
-          <w:tcPr>
-            <w:tcW w:w="2803" w:type="dxa"/>
-          </w:tcPr>
-          <w:p>
-            <w:pPr>
-              <w:spacing w:after="0" w:line="240" w:lineRule="auto"/>
-            </w:pPr>
-            <w:r>
-              <w:rPr>
-                <w:rFonts w:ascii="Times New Roman" w:eastAsia="Times New Roman" w:hAnsi="Times New Roman" w:cs="Times New Roman"/>
-              </w:rPr>
-              <w:t xml:space="preserve">Участок РЭО </w:t>
-            </w:r>
-          </w:p>
-        </w:tc>
-        <w:tc>
-          <w:tcPr>
-            <w:tcW w:w="2733" w:type="dxa"/>
-          </w:tcPr>
-          <w:p>
-            <w:pPr>
-              <w:spacing w:after="0" w:line="240" w:lineRule="auto"/>
-            </w:pPr>
-            <w:r>
-              <w:rPr>
-                <w:rFonts w:ascii="Times New Roman" w:eastAsia="Times New Roman" w:hAnsi="Times New Roman" w:cs="Times New Roman"/>
-              </w:rPr>
-              <w:t>п. 11: монтаж, наладка, техническое обслуживание, ремонт электроустановок</w:t>
-            </w:r>
-          </w:p>
-        </w:tc>
-        <w:tc>
-          <w:tcPr>
-            <w:tcW w:w="2025" w:type="dxa"/>
-          </w:tcPr>
-          <w:p>
-            <w:pPr>
-              <w:spacing w:after="0" w:line="240" w:lineRule="auto"/>
-            </w:pPr>
-          </w:p>
-        </w:tc>
-      </w:tr>
-      <w:tr>
-        <w:trPr>
-          <w:cantSplit/>
-        </w:trPr>
-        <w:tc>
-          <w:tcPr>
-            <w:tcW w:w="701" w:type="dxa"/>
-          </w:tcPr>
-          <w:p>
-            <w:pPr>
-              <w:spacing w:after="0" w:line="240" w:lineRule="auto"/>
-              <w:jc w:val="center"/>
-            </w:pPr>
-            <w:r>
-              <w:rPr>
-                <w:rFonts w:ascii="Times New Roman" w:eastAsia="Times New Roman" w:hAnsi="Times New Roman" w:cs="Times New Roman"/>
-              </w:rPr>
-              <w:t>22</w:t>
-            </w:r>
-          </w:p>
-        </w:tc>
-        <w:tc>
-          <w:tcPr>
-            <w:tcW w:w="3193" w:type="dxa"/>
-          </w:tcPr>
-          <w:p>
-            <w:pPr>
-              <w:spacing w:after="0" w:line="240" w:lineRule="auto"/>
-            </w:pPr>
-            <w:r>
-              <w:rPr>
-                <w:rFonts w:ascii="Times New Roman" w:eastAsia="Times New Roman" w:hAnsi="Times New Roman" w:cs="Times New Roman"/>
-              </w:rPr>
-              <w:t>Озорнов Игорь Валерьевич</w:t>
-            </w:r>
-          </w:p>
-        </w:tc>
-        <w:tc>
-          <w:tcPr>
-            <w:tcW w:w="3115" w:type="dxa"/>
-          </w:tcPr>
-          <w:p>
-            <w:pPr>
-              <w:spacing w:after="0" w:line="240" w:lineRule="auto"/>
-            </w:pPr>
-            <w:r>
-              <w:rPr>
-                <w:rFonts w:ascii="Times New Roman" w:eastAsia="Times New Roman" w:hAnsi="Times New Roman" w:cs="Times New Roman"/>
-              </w:rPr>
-              <w:t>Электромонтажник 5 разряда</w:t>
-            </w:r>
-          </w:p>
-        </w:tc>
-        <w:tc>
-          <w:tcPr>
-            <w:tcW w:w="2803" w:type="dxa"/>
-          </w:tcPr>
-          <w:p>
-            <w:pPr>
-              <w:spacing w:after="0" w:line="240" w:lineRule="auto"/>
-            </w:pPr>
-            <w:r>
-              <w:rPr>
-                <w:rFonts w:ascii="Times New Roman" w:eastAsia="Times New Roman" w:hAnsi="Times New Roman" w:cs="Times New Roman"/>
-              </w:rPr>
-              <w:t xml:space="preserve">Участок РЭО </w:t>
-            </w:r>
-          </w:p>
-        </w:tc>
-        <w:tc>
-          <w:tcPr>
-            <w:tcW w:w="2733" w:type="dxa"/>
-          </w:tcPr>
-          <w:p>
-            <w:pPr>
-              <w:spacing w:after="0" w:line="240" w:lineRule="auto"/>
-            </w:pPr>
-            <w:r>
-              <w:rPr>
-                <w:rFonts w:ascii="Times New Roman" w:eastAsia="Times New Roman" w:hAnsi="Times New Roman" w:cs="Times New Roman"/>
-              </w:rPr>
-              <w:t>п. 11: монтаж, наладка, техническое обслуживание, ремонт электроустановок</w:t>
-            </w:r>
-          </w:p>
-        </w:tc>
-        <w:tc>
-          <w:tcPr>
-            <w:tcW w:w="2025" w:type="dxa"/>
-          </w:tcPr>
-          <w:p>
-            <w:pPr>
-              <w:spacing w:after="0" w:line="240" w:lineRule="auto"/>
-            </w:pPr>
-          </w:p>
-        </w:tc>
-      </w:tr>
-      <w:tr>
-        <w:trPr>
-          <w:cantSplit/>
-        </w:trPr>
-        <w:tc>
-          <w:tcPr>
-            <w:tcW w:w="701" w:type="dxa"/>
-          </w:tcPr>
-          <w:p>
-            <w:pPr>
-              <w:spacing w:after="0" w:line="240" w:lineRule="auto"/>
-              <w:jc w:val="center"/>
-            </w:pPr>
-            <w:r>
-              <w:rPr>
-                <w:rFonts w:ascii="Times New Roman" w:eastAsia="Times New Roman" w:hAnsi="Times New Roman" w:cs="Times New Roman"/>
-              </w:rPr>
-              <w:t>23</w:t>
-            </w:r>
-          </w:p>
-        </w:tc>
-        <w:tc>
-          <w:tcPr>
-            <w:tcW w:w="3193" w:type="dxa"/>
-          </w:tcPr>
-          <w:p>
-            <w:pPr>
-              <w:spacing w:after="0" w:line="240" w:lineRule="auto"/>
-            </w:pPr>
-            <w:r>
-              <w:rPr>
-                <w:rFonts w:ascii="Times New Roman" w:eastAsia="Times New Roman" w:hAnsi="Times New Roman" w:cs="Times New Roman"/>
-              </w:rPr>
-              <w:t>Романов Дмитрий Евгеньевич</w:t>
-            </w:r>
-          </w:p>
-        </w:tc>
-        <w:tc>
-          <w:tcPr>
-            <w:tcW w:w="3115" w:type="dxa"/>
-          </w:tcPr>
-          <w:p>
-            <w:pPr>
-              <w:spacing w:after="0" w:line="240" w:lineRule="auto"/>
-            </w:pPr>
-            <w:r>
-              <w:rPr>
-                <w:rFonts w:ascii="Times New Roman" w:eastAsia="Times New Roman" w:hAnsi="Times New Roman" w:cs="Times New Roman"/>
-              </w:rPr>
-              <w:t>Электромонтажник 5 разряда</w:t>
-            </w:r>
-          </w:p>
-        </w:tc>
-        <w:tc>
-          <w:tcPr>
-            <w:tcW w:w="2803" w:type="dxa"/>
-          </w:tcPr>
-          <w:p>
-            <w:pPr>
-              <w:spacing w:after="0" w:line="240" w:lineRule="auto"/>
-            </w:pPr>
-            <w:r>
-              <w:rPr>
-                <w:rFonts w:ascii="Times New Roman" w:eastAsia="Times New Roman" w:hAnsi="Times New Roman" w:cs="Times New Roman"/>
-              </w:rPr>
-              <w:t xml:space="preserve">Участок РЭО </w:t>
-            </w:r>
-          </w:p>
-        </w:tc>
-        <w:tc>
-          <w:tcPr>
-            <w:tcW w:w="2733" w:type="dxa"/>
-          </w:tcPr>
-          <w:p>
-            <w:pPr>
-              <w:spacing w:after="0" w:line="240" w:lineRule="auto"/>
-            </w:pPr>
-            <w:r>
-              <w:rPr>
-                <w:rFonts w:ascii="Times New Roman" w:eastAsia="Times New Roman" w:hAnsi="Times New Roman" w:cs="Times New Roman"/>
-              </w:rPr>
-              <w:t>п. 11: монтаж, наладка, техническое обслуживание, ремонт электроустановок</w:t>
-            </w:r>
-          </w:p>
-        </w:tc>
-        <w:tc>
-          <w:tcPr>
-            <w:tcW w:w="2025" w:type="dxa"/>
-          </w:tcPr>
-          <w:p>
-            <w:pPr>
-              <w:spacing w:after="0" w:line="240" w:lineRule="auto"/>
-            </w:pPr>
-          </w:p>
-        </w:tc>
-      </w:tr>
-      <w:tr>
-        <w:trPr>
-          <w:cantSplit/>
-        </w:trPr>
-        <w:tc>
-          <w:tcPr>
-            <w:tcW w:w="701" w:type="dxa"/>
-          </w:tcPr>
-          <w:p>
-            <w:pPr>
-              <w:spacing w:after="0" w:line="240" w:lineRule="auto"/>
-              <w:jc w:val="center"/>
-            </w:pPr>
-            <w:r>
-              <w:rPr>
-                <w:rFonts w:ascii="Times New Roman" w:eastAsia="Times New Roman" w:hAnsi="Times New Roman" w:cs="Times New Roman"/>
-              </w:rPr>
-              <w:t>24</w:t>
             </w:r>
           </w:p>
         </w:tc>

--- a/МО 19.10.2026/Приказ_психиатрическое_освидетельствование_Руднево_Машково_2026 (ред. 19.10.2026).docx
+++ b/МО 19.10.2026/Приказ_психиатрическое_освидетельствование_Руднево_Машково_2026 (ред. 19.10.2026).docx
@@ -3371,7 +3371,7 @@
               <w:rPr>
                 <w:rFonts w:ascii="Times New Roman" w:eastAsia="Times New Roman" w:hAnsi="Times New Roman" w:cs="Times New Roman"/>
               </w:rPr>
-              <w:t>п. 1: управление транспортными средствами (погрузчик; п.18.1, п.18.2 приложения к Приказу №29н)</w:t>
+              <w:t>п. 1: управление транспортными средствами (погрузчик; п.18.1 приложения к Приказу №29н)</w:t>
             </w:r>
           </w:p>
         </w:tc>
@@ -3467,7 +3467,7 @@
               <w:rPr>
                 <w:rFonts w:ascii="Times New Roman" w:eastAsia="Times New Roman" w:hAnsi="Times New Roman" w:cs="Times New Roman"/>
               </w:rPr>
-              <w:t>п. 1: управление транспортными средствами (погрузчик; п.18.1, п.18.2 приложения к Приказу №29н)</w:t>
+              <w:t>п. 1: управление транспортными средствами (погрузчик; п.18.1 приложения к Приказу №29н)</w:t>
             </w:r>
           </w:p>
         </w:tc>
